--- a/大三上学期/计算与复杂度/lab/lab6/lab6.docx
+++ b/大三上学期/计算与复杂度/lab/lab6/lab6.docx
@@ -4,36 +4,6 @@
   <w:body>
     <w:p>
       <w:pPr>
-        <w:rPr>
-          <w:rFonts w:hint="default"/>
-          <w:lang w:val="en-US" w:eastAsia="zh-CN"/>
-        </w:rPr>
-      </w:pPr>
-      <w:r>
-        <w:rPr>
-          <w:rFonts w:hint="eastAsia"/>
-          <w:lang w:val="en-US" w:eastAsia="zh-CN"/>
-        </w:rPr>
-        <w:t>832303206</w:t>
-      </w:r>
-    </w:p>
-    <w:p>
-      <w:pPr>
-        <w:rPr>
-          <w:rFonts w:hint="default"/>
-          <w:lang w:val="en-US" w:eastAsia="zh-CN"/>
-        </w:rPr>
-      </w:pPr>
-      <w:r>
-        <w:rPr>
-          <w:rFonts w:hint="eastAsia"/>
-          <w:lang w:val="en-US" w:eastAsia="zh-CN"/>
-        </w:rPr>
-        <w:t>陈竟镗</w:t>
-      </w:r>
-    </w:p>
-    <w:p>
-      <w:pPr>
         <w:keepNext w:val="0"/>
         <w:keepLines w:val="0"/>
         <w:widowControl/>
@@ -52,6 +22,8 @@
           <w:lang w:val="en-US" w:eastAsia="zh-CN" w:bidi="ar"/>
         </w:rPr>
       </w:pPr>
+      <w:bookmarkStart w:id="0" w:name="_GoBack"/>
+      <w:bookmarkEnd w:id="0"/>
       <w:r>
         <w:rPr>
           <w:rFonts w:hint="default" w:ascii="Times New Roman" w:hAnsi="Times New Roman" w:eastAsia="宋体" w:cs="Times New Roman"/>
@@ -204,7 +176,6 @@
           <w:lang w:eastAsia="zh-CN"/>
         </w:rPr>
       </w:pPr>
-      <w:bookmarkStart w:id="0" w:name="_GoBack"/>
       <w:r>
         <w:rPr>
           <w:rFonts w:hint="eastAsia" w:eastAsiaTheme="minorEastAsia"/>
@@ -248,7 +219,6 @@
           </wp:inline>
         </w:drawing>
       </w:r>
-      <w:bookmarkEnd w:id="0"/>
     </w:p>
     <w:p>
       <w:pPr>

--- a/大三上学期/计算与复杂度/lab/lab6/lab6.docx
+++ b/大三上学期/计算与复杂度/lab/lab6/lab6.docx
@@ -22,8 +22,6 @@
           <w:lang w:val="en-US" w:eastAsia="zh-CN" w:bidi="ar"/>
         </w:rPr>
       </w:pPr>
-      <w:bookmarkStart w:id="0" w:name="_GoBack"/>
-      <w:bookmarkEnd w:id="0"/>
       <w:r>
         <w:rPr>
           <w:rFonts w:hint="default" w:ascii="Times New Roman" w:hAnsi="Times New Roman" w:eastAsia="宋体" w:cs="Times New Roman"/>
@@ -1024,6 +1022,38 @@
     </w:p>
     <w:p>
       <w:pPr>
+        <w:keepNext w:val="0"/>
+        <w:keepLines w:val="0"/>
+        <w:widowControl/>
+        <w:numPr>
+          <w:ilvl w:val="0"/>
+          <w:numId w:val="0"/>
+        </w:numPr>
+        <w:suppressLineNumbers w:val="0"/>
+        <w:jc w:val="left"/>
+        <w:rPr>
+          <w:rFonts w:hint="default" w:ascii="Times New Roman" w:hAnsi="Times New Roman" w:eastAsia="宋体" w:cs="Times New Roman"/>
+          <w:color w:val="000000"/>
+          <w:kern w:val="0"/>
+          <w:sz w:val="14"/>
+          <w:szCs w:val="14"/>
+          <w:lang w:val="en-US" w:eastAsia="zh-CN" w:bidi="ar"/>
+        </w:rPr>
+      </w:pPr>
+      <w:r>
+        <w:rPr>
+          <w:rFonts w:hint="eastAsia" w:ascii="Times New Roman" w:hAnsi="Times New Roman" w:eastAsia="宋体" w:cs="Times New Roman"/>
+          <w:color w:val="000000"/>
+          <w:kern w:val="0"/>
+          <w:sz w:val="14"/>
+          <w:szCs w:val="14"/>
+          <w:lang w:val="en-US" w:eastAsia="zh-CN" w:bidi="ar"/>
+        </w:rPr>
+        <w:t>我感觉这题就是构造一个ATM 出来，然后借助内部的算法，来决定这个M 是不是ETM</w:t>
+      </w:r>
+    </w:p>
+    <w:p>
+      <w:pPr>
         <w:rPr>
           <w:rFonts w:hint="default"/>
           <w:lang w:val="en-US" w:eastAsia="zh-CN"/>
@@ -1124,15 +1154,11 @@
         </w:rPr>
       </w:pPr>
       <w:r>
-        <w:rPr>
-          <w:rFonts w:hint="default"/>
-          <w:lang w:val="en-US" w:eastAsia="zh-CN"/>
-        </w:rPr>
         <w:drawing>
           <wp:inline distT="0" distB="0" distL="114300" distR="114300">
-            <wp:extent cx="5273675" cy="4839970"/>
-            <wp:effectExtent l="0" t="0" r="3175" b="17780"/>
-            <wp:docPr id="4" name="图片 4" descr="49d0467c-aca7-4769-bf49-f8a7a42fa340"/>
+            <wp:extent cx="5270500" cy="2820035"/>
+            <wp:effectExtent l="0" t="0" r="6350" b="18415"/>
+            <wp:docPr id="4" name="图片 1"/>
             <wp:cNvGraphicFramePr>
               <a:graphicFrameLocks xmlns:a="http://schemas.openxmlformats.org/drawingml/2006/main" noChangeAspect="1"/>
             </wp:cNvGraphicFramePr>
@@ -1140,7 +1166,7 @@
               <a:graphicData uri="http://schemas.openxmlformats.org/drawingml/2006/picture">
                 <pic:pic xmlns:pic="http://schemas.openxmlformats.org/drawingml/2006/picture">
                   <pic:nvPicPr>
-                    <pic:cNvPr id="4" name="图片 4" descr="49d0467c-aca7-4769-bf49-f8a7a42fa340"/>
+                    <pic:cNvPr id="4" name="图片 1"/>
                     <pic:cNvPicPr>
                       <a:picLocks noChangeAspect="1"/>
                     </pic:cNvPicPr>
@@ -1154,11 +1180,15 @@
                   <pic:spPr>
                     <a:xfrm>
                       <a:off x="0" y="0"/>
-                      <a:ext cx="5273675" cy="4839970"/>
+                      <a:ext cx="5270500" cy="2820035"/>
                     </a:xfrm>
                     <a:prstGeom prst="rect">
                       <a:avLst/>
                     </a:prstGeom>
+                    <a:noFill/>
+                    <a:ln>
+                      <a:noFill/>
+                    </a:ln>
                   </pic:spPr>
                 </pic:pic>
               </a:graphicData>
@@ -1166,6 +1196,94 @@
           </wp:inline>
         </w:drawing>
       </w:r>
+      <w:r>
+        <w:drawing>
+          <wp:inline distT="0" distB="0" distL="114300" distR="114300">
+            <wp:extent cx="5274310" cy="4000500"/>
+            <wp:effectExtent l="0" t="0" r="2540" b="0"/>
+            <wp:docPr id="16" name="图片 2"/>
+            <wp:cNvGraphicFramePr>
+              <a:graphicFrameLocks xmlns:a="http://schemas.openxmlformats.org/drawingml/2006/main" noChangeAspect="1"/>
+            </wp:cNvGraphicFramePr>
+            <a:graphic xmlns:a="http://schemas.openxmlformats.org/drawingml/2006/main">
+              <a:graphicData uri="http://schemas.openxmlformats.org/drawingml/2006/picture">
+                <pic:pic xmlns:pic="http://schemas.openxmlformats.org/drawingml/2006/picture">
+                  <pic:nvPicPr>
+                    <pic:cNvPr id="16" name="图片 2"/>
+                    <pic:cNvPicPr>
+                      <a:picLocks noChangeAspect="1"/>
+                    </pic:cNvPicPr>
+                  </pic:nvPicPr>
+                  <pic:blipFill>
+                    <a:blip r:embed="rId19"/>
+                    <a:stretch>
+                      <a:fillRect/>
+                    </a:stretch>
+                  </pic:blipFill>
+                  <pic:spPr>
+                    <a:xfrm>
+                      <a:off x="0" y="0"/>
+                      <a:ext cx="5274310" cy="4000500"/>
+                    </a:xfrm>
+                    <a:prstGeom prst="rect">
+                      <a:avLst/>
+                    </a:prstGeom>
+                    <a:noFill/>
+                    <a:ln>
+                      <a:noFill/>
+                    </a:ln>
+                  </pic:spPr>
+                </pic:pic>
+              </a:graphicData>
+            </a:graphic>
+          </wp:inline>
+        </w:drawing>
+      </w:r>
+      <w:bookmarkStart w:id="0" w:name="_GoBack"/>
+      <w:r>
+        <w:drawing>
+          <wp:inline distT="0" distB="0" distL="114300" distR="114300">
+            <wp:extent cx="5271770" cy="4286885"/>
+            <wp:effectExtent l="0" t="0" r="5080" b="18415"/>
+            <wp:docPr id="17" name="图片 3"/>
+            <wp:cNvGraphicFramePr>
+              <a:graphicFrameLocks xmlns:a="http://schemas.openxmlformats.org/drawingml/2006/main" noChangeAspect="1"/>
+            </wp:cNvGraphicFramePr>
+            <a:graphic xmlns:a="http://schemas.openxmlformats.org/drawingml/2006/main">
+              <a:graphicData uri="http://schemas.openxmlformats.org/drawingml/2006/picture">
+                <pic:pic xmlns:pic="http://schemas.openxmlformats.org/drawingml/2006/picture">
+                  <pic:nvPicPr>
+                    <pic:cNvPr id="17" name="图片 3"/>
+                    <pic:cNvPicPr>
+                      <a:picLocks noChangeAspect="1"/>
+                    </pic:cNvPicPr>
+                  </pic:nvPicPr>
+                  <pic:blipFill>
+                    <a:blip r:embed="rId20"/>
+                    <a:stretch>
+                      <a:fillRect/>
+                    </a:stretch>
+                  </pic:blipFill>
+                  <pic:spPr>
+                    <a:xfrm>
+                      <a:off x="0" y="0"/>
+                      <a:ext cx="5271770" cy="4286885"/>
+                    </a:xfrm>
+                    <a:prstGeom prst="rect">
+                      <a:avLst/>
+                    </a:prstGeom>
+                    <a:noFill/>
+                    <a:ln>
+                      <a:noFill/>
+                    </a:ln>
+                  </pic:spPr>
+                </pic:pic>
+              </a:graphicData>
+            </a:graphic>
+          </wp:inline>
+        </w:drawing>
+      </w:r>
+      <w:bookmarkEnd w:id="0"/>
     </w:p>
     <w:sectPr>
       <w:pgSz w:w="11906" w:h="16838"/>

--- a/大三上学期/计算与复杂度/lab/lab6/lab6.docx
+++ b/大三上学期/计算与复杂度/lab/lab6/lab6.docx
@@ -22,6 +22,17 @@
           <w:lang w:val="en-US" w:eastAsia="zh-CN" w:bidi="ar"/>
         </w:rPr>
       </w:pPr>
+      <w:r>
+        <w:rPr>
+          <w:rFonts w:hint="eastAsia" w:ascii="Times New Roman" w:hAnsi="Times New Roman" w:eastAsia="宋体" w:cs="Times New Roman"/>
+          <w:color w:val="000000"/>
+          <w:kern w:val="0"/>
+          <w:sz w:val="21"/>
+          <w:szCs w:val="21"/>
+          <w:lang w:val="en-US" w:eastAsia="zh-CN" w:bidi="ar"/>
+        </w:rPr>
+        <w:t xml:space="preserve">  </w:t>
+      </w:r>
       <w:r>
         <w:rPr>
           <w:rFonts w:hint="default" w:ascii="Times New Roman" w:hAnsi="Times New Roman" w:eastAsia="宋体" w:cs="Times New Roman"/>
@@ -235,49 +246,250 @@
           <w:lang w:eastAsia="zh-CN"/>
         </w:rPr>
       </w:pPr>
-      <w:r>
+    </w:p>
+    <w:p>
+      <w:pPr>
+        <w:keepNext w:val="0"/>
+        <w:keepLines w:val="0"/>
+        <w:widowControl/>
+        <w:numPr>
+          <w:ilvl w:val="0"/>
+          <w:numId w:val="0"/>
+        </w:numPr>
+        <w:suppressLineNumbers w:val="0"/>
+        <w:ind w:leftChars="0"/>
+        <w:jc w:val="left"/>
         <w:rPr>
           <w:rFonts w:hint="eastAsia" w:eastAsiaTheme="minorEastAsia"/>
           <w:lang w:eastAsia="zh-CN"/>
         </w:rPr>
-        <w:drawing>
-          <wp:inline distT="0" distB="0" distL="114300" distR="114300">
-            <wp:extent cx="5272405" cy="6892290"/>
-            <wp:effectExtent l="0" t="0" r="4445" b="3810"/>
-            <wp:docPr id="9" name="图片 9" descr="302ac66e-a0fd-4b3a-a61a-00be5c935639"/>
-            <wp:cNvGraphicFramePr>
-              <a:graphicFrameLocks xmlns:a="http://schemas.openxmlformats.org/drawingml/2006/main" noChangeAspect="1"/>
-            </wp:cNvGraphicFramePr>
-            <a:graphic xmlns:a="http://schemas.openxmlformats.org/drawingml/2006/main">
-              <a:graphicData uri="http://schemas.openxmlformats.org/drawingml/2006/picture">
-                <pic:pic xmlns:pic="http://schemas.openxmlformats.org/drawingml/2006/picture">
-                  <pic:nvPicPr>
-                    <pic:cNvPr id="9" name="图片 9" descr="302ac66e-a0fd-4b3a-a61a-00be5c935639"/>
-                    <pic:cNvPicPr>
-                      <a:picLocks noChangeAspect="1"/>
-                    </pic:cNvPicPr>
-                  </pic:nvPicPr>
-                  <pic:blipFill>
-                    <a:blip r:embed="rId6"/>
-                    <a:stretch>
-                      <a:fillRect/>
-                    </a:stretch>
-                  </pic:blipFill>
-                  <pic:spPr>
-                    <a:xfrm>
-                      <a:off x="0" y="0"/>
-                      <a:ext cx="5272405" cy="6892290"/>
-                    </a:xfrm>
-                    <a:prstGeom prst="rect">
-                      <a:avLst/>
-                    </a:prstGeom>
-                  </pic:spPr>
-                </pic:pic>
-              </a:graphicData>
-            </a:graphic>
-          </wp:inline>
-        </w:drawing>
-      </w:r>
+      </w:pPr>
+    </w:p>
+    <w:p>
+      <w:pPr>
+        <w:keepNext w:val="0"/>
+        <w:keepLines w:val="0"/>
+        <w:widowControl/>
+        <w:suppressLineNumbers w:val="0"/>
+        <w:shd w:val="clear" w:fill="FFFFFF"/>
+        <w:spacing w:before="0" w:beforeAutospacing="0" w:after="0" w:afterAutospacing="0"/>
+        <w:ind w:left="0" w:right="0" w:firstLine="0"/>
+        <w:jc w:val="left"/>
+        <w:rPr>
+          <w:rFonts w:hint="default" w:ascii="auto 32px" w:hAnsi="auto 32px" w:eastAsia="auto 32px" w:cs="auto 32px"/>
+          <w:i w:val="0"/>
+          <w:iCs w:val="0"/>
+          <w:caps w:val="0"/>
+          <w:color w:val="000000"/>
+          <w:spacing w:val="0"/>
+          <w:sz w:val="48"/>
+          <w:szCs w:val="48"/>
+        </w:rPr>
+      </w:pPr>
+    </w:p>
+    <w:p>
+      <w:pPr>
+        <w:pStyle w:val="2"/>
+        <w:keepNext w:val="0"/>
+        <w:keepLines w:val="0"/>
+        <w:widowControl/>
+        <w:suppressLineNumbers w:val="0"/>
+        <w:shd w:val="clear" w:fill="FFFFFF"/>
+        <w:spacing w:before="0" w:beforeAutospacing="0" w:after="0" w:afterAutospacing="0"/>
+        <w:ind w:left="0" w:right="0" w:firstLine="0"/>
+        <w:jc w:val="left"/>
+        <w:rPr>
+          <w:rFonts w:hint="eastAsia" w:ascii="微软雅黑" w:hAnsi="微软雅黑" w:eastAsia="微软雅黑" w:cs="微软雅黑"/>
+          <w:i w:val="0"/>
+          <w:iCs w:val="0"/>
+          <w:caps w:val="0"/>
+          <w:color w:val="000000"/>
+          <w:spacing w:val="0"/>
+          <w:sz w:val="48"/>
+          <w:szCs w:val="48"/>
+        </w:rPr>
+      </w:pPr>
+      <w:r>
+        <w:rPr>
+          <w:rFonts w:hint="eastAsia" w:ascii="微软雅黑" w:hAnsi="微软雅黑" w:eastAsia="微软雅黑" w:cs="微软雅黑"/>
+          <w:i w:val="0"/>
+          <w:iCs w:val="0"/>
+          <w:caps w:val="0"/>
+          <w:color w:val="000000"/>
+          <w:spacing w:val="0"/>
+          <w:sz w:val="21"/>
+          <w:szCs w:val="21"/>
+          <w:shd w:val="clear" w:fill="FFFFFF"/>
+        </w:rPr>
+        <w:t>也就是说，如果S接受，M 接受了 w；如果S拒绝，M 拒绝了 w。（A</w:t>
+      </w:r>
+      <w:r>
+        <w:rPr>
+          <w:rFonts w:hint="eastAsia" w:ascii="微软雅黑" w:hAnsi="微软雅黑" w:eastAsia="微软雅黑" w:cs="微软雅黑"/>
+          <w:i w:val="0"/>
+          <w:iCs w:val="0"/>
+          <w:caps w:val="0"/>
+          <w:color w:val="000000"/>
+          <w:spacing w:val="0"/>
+          <w:sz w:val="12"/>
+          <w:szCs w:val="12"/>
+          <w:shd w:val="clear" w:fill="FFFFFF"/>
+          <w:vertAlign w:val="baseline"/>
+        </w:rPr>
+        <w:t>TM</w:t>
+      </w:r>
+      <w:r>
+        <w:rPr>
+          <w:rFonts w:hint="eastAsia" w:ascii="微软雅黑" w:hAnsi="微软雅黑" w:eastAsia="微软雅黑" w:cs="微软雅黑"/>
+          <w:i w:val="0"/>
+          <w:iCs w:val="0"/>
+          <w:caps w:val="0"/>
+          <w:color w:val="000000"/>
+          <w:spacing w:val="0"/>
+          <w:sz w:val="21"/>
+          <w:szCs w:val="21"/>
+          <w:shd w:val="clear" w:fill="FFFFFF"/>
+        </w:rPr>
+        <w:t>）</w:t>
+      </w:r>
+    </w:p>
+    <w:p>
+      <w:pPr>
+        <w:pStyle w:val="2"/>
+        <w:keepNext w:val="0"/>
+        <w:keepLines w:val="0"/>
+        <w:widowControl/>
+        <w:suppressLineNumbers w:val="0"/>
+        <w:shd w:val="clear" w:fill="FFFFFF"/>
+        <w:spacing w:before="0" w:beforeAutospacing="0" w:after="0" w:afterAutospacing="0"/>
+        <w:ind w:left="0" w:right="0" w:firstLine="0"/>
+        <w:jc w:val="left"/>
+        <w:rPr>
+          <w:rFonts w:hint="eastAsia" w:ascii="微软雅黑" w:hAnsi="微软雅黑" w:eastAsia="微软雅黑" w:cs="微软雅黑"/>
+          <w:i w:val="0"/>
+          <w:iCs w:val="0"/>
+          <w:caps w:val="0"/>
+          <w:color w:val="000000"/>
+          <w:spacing w:val="0"/>
+          <w:sz w:val="48"/>
+          <w:szCs w:val="48"/>
+        </w:rPr>
+      </w:pPr>
+      <w:r>
+        <w:rPr>
+          <w:rFonts w:hint="eastAsia" w:ascii="微软雅黑" w:hAnsi="微软雅黑" w:eastAsia="微软雅黑" w:cs="微软雅黑"/>
+          <w:i w:val="0"/>
+          <w:iCs w:val="0"/>
+          <w:caps w:val="0"/>
+          <w:color w:val="000000"/>
+          <w:spacing w:val="0"/>
+          <w:sz w:val="21"/>
+          <w:szCs w:val="21"/>
+          <w:shd w:val="clear" w:fill="FFFFFF"/>
+        </w:rPr>
+        <w:t>由规约理论得：不存在一个图灵机 R</w:t>
+      </w:r>
+      <w:r>
+        <w:rPr>
+          <w:rFonts w:hint="eastAsia" w:ascii="微软雅黑" w:hAnsi="微软雅黑" w:eastAsia="微软雅黑" w:cs="微软雅黑"/>
+          <w:i w:val="0"/>
+          <w:iCs w:val="0"/>
+          <w:caps w:val="0"/>
+          <w:color w:val="000000"/>
+          <w:spacing w:val="0"/>
+          <w:sz w:val="12"/>
+          <w:szCs w:val="12"/>
+          <w:shd w:val="clear" w:fill="FFFFFF"/>
+          <w:vertAlign w:val="baseline"/>
+        </w:rPr>
+        <w:t>P</w:t>
+      </w:r>
+      <w:r>
+        <w:rPr>
+          <w:rFonts w:hint="eastAsia" w:ascii="微软雅黑" w:hAnsi="微软雅黑" w:eastAsia="微软雅黑" w:cs="微软雅黑"/>
+          <w:i w:val="0"/>
+          <w:iCs w:val="0"/>
+          <w:caps w:val="0"/>
+          <w:color w:val="000000"/>
+          <w:spacing w:val="0"/>
+          <w:sz w:val="21"/>
+          <w:szCs w:val="21"/>
+          <w:shd w:val="clear" w:fill="FFFFFF"/>
+        </w:rPr>
+        <w:t> 能够判定任何图灵机是否具有属性 P</w:t>
+      </w:r>
+    </w:p>
+    <w:p>
+      <w:pPr>
+        <w:keepNext w:val="0"/>
+        <w:keepLines w:val="0"/>
+        <w:widowControl/>
+        <w:numPr>
+          <w:ilvl w:val="0"/>
+          <w:numId w:val="0"/>
+        </w:numPr>
+        <w:suppressLineNumbers w:val="0"/>
+        <w:ind w:leftChars="0"/>
+        <w:jc w:val="left"/>
+        <w:rPr>
+          <w:rFonts w:hint="eastAsia" w:eastAsiaTheme="minorEastAsia"/>
+          <w:lang w:eastAsia="zh-CN"/>
+        </w:rPr>
+      </w:pPr>
+    </w:p>
+    <w:p>
+      <w:pPr>
+        <w:keepNext w:val="0"/>
+        <w:keepLines w:val="0"/>
+        <w:widowControl/>
+        <w:numPr>
+          <w:ilvl w:val="0"/>
+          <w:numId w:val="0"/>
+        </w:numPr>
+        <w:suppressLineNumbers w:val="0"/>
+        <w:ind w:leftChars="0"/>
+        <w:jc w:val="left"/>
+        <w:rPr>
+          <w:rFonts w:hint="eastAsia" w:eastAsiaTheme="minorEastAsia"/>
+          <w:lang w:eastAsia="zh-CN"/>
+        </w:rPr>
+      </w:pPr>
+    </w:p>
+    <w:p>
+      <w:pPr>
+        <w:keepNext w:val="0"/>
+        <w:keepLines w:val="0"/>
+        <w:widowControl/>
+        <w:numPr>
+          <w:ilvl w:val="0"/>
+          <w:numId w:val="0"/>
+        </w:numPr>
+        <w:suppressLineNumbers w:val="0"/>
+        <w:ind w:leftChars="0"/>
+        <w:jc w:val="left"/>
+        <w:rPr>
+          <w:rFonts w:hint="eastAsia" w:eastAsiaTheme="minorEastAsia"/>
+          <w:lang w:eastAsia="zh-CN"/>
+        </w:rPr>
+      </w:pPr>
+    </w:p>
+    <w:p>
+      <w:pPr>
+        <w:keepNext w:val="0"/>
+        <w:keepLines w:val="0"/>
+        <w:widowControl/>
+        <w:numPr>
+          <w:ilvl w:val="0"/>
+          <w:numId w:val="0"/>
+        </w:numPr>
+        <w:suppressLineNumbers w:val="0"/>
+        <w:ind w:leftChars="0"/>
+        <w:jc w:val="left"/>
+        <w:rPr>
+          <w:rFonts w:hint="eastAsia" w:eastAsiaTheme="minorEastAsia"/>
+          <w:lang w:eastAsia="zh-CN"/>
+        </w:rPr>
+      </w:pPr>
     </w:p>
     <w:p>
       <w:pPr>
@@ -385,6 +597,19 @@
           <w:lang w:val="en-US" w:eastAsia="zh-CN" w:bidi="ar"/>
         </w:rPr>
       </w:pPr>
+      <w:r>
+        <w:rPr>
+          <w:rFonts w:hint="eastAsia" w:ascii="Times New Roman" w:hAnsi="Times New Roman" w:eastAsia="宋体" w:cs="Times New Roman"/>
+          <w:color w:val="000000"/>
+          <w:kern w:val="0"/>
+          <w:sz w:val="21"/>
+          <w:szCs w:val="21"/>
+          <w:lang w:val="en-US" w:eastAsia="zh-CN" w:bidi="ar"/>
+        </w:rPr>
+        <w:t>+</w:t>
+      </w:r>
+      <w:bookmarkStart w:id="0" w:name="_GoBack"/>
+      <w:bookmarkEnd w:id="0"/>
       <w:r>
         <w:rPr>
           <w:rFonts w:hint="default" w:ascii="Times New Roman" w:hAnsi="Times New Roman" w:eastAsia="宋体" w:cs="Times New Roman"/>
@@ -412,7 +637,7 @@
                     </pic:cNvPicPr>
                   </pic:nvPicPr>
                   <pic:blipFill>
-                    <a:blip r:embed="rId7"/>
+                    <a:blip r:embed="rId6"/>
                     <a:stretch>
                       <a:fillRect/>
                     </a:stretch>
@@ -451,7 +676,7 @@
                     </pic:cNvPicPr>
                   </pic:nvPicPr>
                   <pic:blipFill>
-                    <a:blip r:embed="rId8"/>
+                    <a:blip r:embed="rId7"/>
                     <a:stretch>
                       <a:fillRect/>
                     </a:stretch>
@@ -494,7 +719,7 @@
                     </pic:cNvPicPr>
                   </pic:nvPicPr>
                   <pic:blipFill>
-                    <a:blip r:embed="rId9"/>
+                    <a:blip r:embed="rId8"/>
                     <a:stretch>
                       <a:fillRect/>
                     </a:stretch>
@@ -562,7 +787,7 @@
                     </pic:cNvPicPr>
                   </pic:nvPicPr>
                   <pic:blipFill>
-                    <a:blip r:embed="rId10"/>
+                    <a:blip r:embed="rId9"/>
                     <a:stretch>
                       <a:fillRect/>
                     </a:stretch>
@@ -691,7 +916,7 @@
                     </pic:cNvPicPr>
                   </pic:nvPicPr>
                   <pic:blipFill>
-                    <a:blip r:embed="rId11"/>
+                    <a:blip r:embed="rId10"/>
                     <a:stretch>
                       <a:fillRect/>
                     </a:stretch>
@@ -755,7 +980,7 @@
                     </pic:cNvPicPr>
                   </pic:nvPicPr>
                   <pic:blipFill>
-                    <a:blip r:embed="rId12"/>
+                    <a:blip r:embed="rId11"/>
                     <a:stretch>
                       <a:fillRect/>
                     </a:stretch>
@@ -802,7 +1027,7 @@
                     </pic:cNvPicPr>
                   </pic:nvPicPr>
                   <pic:blipFill>
-                    <a:blip r:embed="rId13"/>
+                    <a:blip r:embed="rId12"/>
                     <a:stretch>
                       <a:fillRect/>
                     </a:stretch>
@@ -866,7 +1091,7 @@
                     </pic:cNvPicPr>
                   </pic:nvPicPr>
                   <pic:blipFill>
-                    <a:blip r:embed="rId14"/>
+                    <a:blip r:embed="rId13"/>
                     <a:stretch>
                       <a:fillRect/>
                     </a:stretch>
@@ -999,7 +1224,7 @@
                     </pic:cNvPicPr>
                   </pic:nvPicPr>
                   <pic:blipFill>
-                    <a:blip r:embed="rId15"/>
+                    <a:blip r:embed="rId14"/>
                     <a:stretch>
                       <a:fillRect/>
                     </a:stretch>
@@ -1032,7 +1257,7 @@
         <w:suppressLineNumbers w:val="0"/>
         <w:jc w:val="left"/>
         <w:rPr>
-          <w:rFonts w:hint="default" w:ascii="Times New Roman" w:hAnsi="Times New Roman" w:eastAsia="宋体" w:cs="Times New Roman"/>
+          <w:rFonts w:hint="eastAsia" w:ascii="Times New Roman" w:hAnsi="Times New Roman" w:eastAsia="宋体" w:cs="Times New Roman"/>
           <w:color w:val="000000"/>
           <w:kern w:val="0"/>
           <w:sz w:val="14"/>
@@ -1051,6 +1276,1903 @@
         </w:rPr>
         <w:t>我感觉这题就是构造一个ATM 出来，然后借助内部的算法，来决定这个M 是不是ETM</w:t>
       </w:r>
+    </w:p>
+    <w:p>
+      <w:pPr>
+        <w:keepNext w:val="0"/>
+        <w:keepLines w:val="0"/>
+        <w:widowControl/>
+        <w:numPr>
+          <w:ilvl w:val="0"/>
+          <w:numId w:val="0"/>
+        </w:numPr>
+        <w:suppressLineNumbers w:val="0"/>
+        <w:jc w:val="left"/>
+        <w:rPr>
+          <w:rFonts w:hint="eastAsia" w:ascii="Times New Roman" w:hAnsi="Times New Roman" w:eastAsia="宋体" w:cs="Times New Roman"/>
+          <w:color w:val="000000"/>
+          <w:kern w:val="0"/>
+          <w:sz w:val="14"/>
+          <w:szCs w:val="14"/>
+          <w:lang w:val="en-US" w:eastAsia="zh-CN" w:bidi="ar"/>
+        </w:rPr>
+      </w:pPr>
+    </w:p>
+    <w:p>
+      <w:pPr>
+        <w:keepNext w:val="0"/>
+        <w:keepLines w:val="0"/>
+        <w:widowControl/>
+        <w:numPr>
+          <w:ilvl w:val="0"/>
+          <w:numId w:val="0"/>
+        </w:numPr>
+        <w:suppressLineNumbers w:val="0"/>
+        <w:jc w:val="left"/>
+        <w:rPr>
+          <w:rFonts w:hint="eastAsia" w:ascii="微软雅黑" w:hAnsi="微软雅黑" w:eastAsia="微软雅黑" w:cs="微软雅黑"/>
+          <w:b/>
+          <w:bCs/>
+          <w:i w:val="0"/>
+          <w:iCs w:val="0"/>
+          <w:caps w:val="0"/>
+          <w:color w:val="000000"/>
+          <w:spacing w:val="0"/>
+          <w:sz w:val="21"/>
+          <w:szCs w:val="21"/>
+          <w:u w:val="none"/>
+          <w:shd w:val="clear" w:fill="FFFFFF"/>
+        </w:rPr>
+      </w:pPr>
+    </w:p>
+    <w:p>
+      <w:pPr>
+        <w:keepNext w:val="0"/>
+        <w:keepLines w:val="0"/>
+        <w:widowControl/>
+        <w:numPr>
+          <w:ilvl w:val="0"/>
+          <w:numId w:val="0"/>
+        </w:numPr>
+        <w:suppressLineNumbers w:val="0"/>
+        <w:jc w:val="left"/>
+        <w:rPr>
+          <w:rFonts w:hint="eastAsia" w:ascii="微软雅黑" w:hAnsi="微软雅黑" w:eastAsia="微软雅黑" w:cs="微软雅黑"/>
+          <w:b/>
+          <w:bCs/>
+          <w:i w:val="0"/>
+          <w:iCs w:val="0"/>
+          <w:caps w:val="0"/>
+          <w:color w:val="000000"/>
+          <w:spacing w:val="0"/>
+          <w:sz w:val="21"/>
+          <w:szCs w:val="21"/>
+          <w:u w:val="none"/>
+          <w:shd w:val="clear" w:fill="FFFFFF"/>
+        </w:rPr>
+      </w:pPr>
+    </w:p>
+    <w:p>
+      <w:pPr>
+        <w:keepNext w:val="0"/>
+        <w:keepLines w:val="0"/>
+        <w:widowControl/>
+        <w:numPr>
+          <w:ilvl w:val="0"/>
+          <w:numId w:val="0"/>
+        </w:numPr>
+        <w:suppressLineNumbers w:val="0"/>
+        <w:jc w:val="left"/>
+        <w:rPr>
+          <w:rFonts w:hint="eastAsia" w:ascii="微软雅黑" w:hAnsi="微软雅黑" w:eastAsia="微软雅黑" w:cs="微软雅黑"/>
+          <w:b/>
+          <w:bCs/>
+          <w:i w:val="0"/>
+          <w:iCs w:val="0"/>
+          <w:caps w:val="0"/>
+          <w:color w:val="000000"/>
+          <w:spacing w:val="0"/>
+          <w:sz w:val="21"/>
+          <w:szCs w:val="21"/>
+          <w:u w:val="none"/>
+          <w:shd w:val="clear" w:fill="FFFFFF"/>
+        </w:rPr>
+      </w:pPr>
+    </w:p>
+    <w:p>
+      <w:pPr>
+        <w:keepNext w:val="0"/>
+        <w:keepLines w:val="0"/>
+        <w:widowControl/>
+        <w:numPr>
+          <w:ilvl w:val="0"/>
+          <w:numId w:val="0"/>
+        </w:numPr>
+        <w:suppressLineNumbers w:val="0"/>
+        <w:jc w:val="left"/>
+        <w:rPr>
+          <w:rFonts w:hint="eastAsia" w:ascii="微软雅黑" w:hAnsi="微软雅黑" w:eastAsia="微软雅黑" w:cs="微软雅黑"/>
+          <w:b/>
+          <w:bCs/>
+          <w:i w:val="0"/>
+          <w:iCs w:val="0"/>
+          <w:caps w:val="0"/>
+          <w:color w:val="000000"/>
+          <w:spacing w:val="0"/>
+          <w:sz w:val="21"/>
+          <w:szCs w:val="21"/>
+          <w:u w:val="none"/>
+          <w:shd w:val="clear" w:fill="FFFFFF"/>
+        </w:rPr>
+      </w:pPr>
+    </w:p>
+    <w:p>
+      <w:pPr>
+        <w:keepNext w:val="0"/>
+        <w:keepLines w:val="0"/>
+        <w:widowControl/>
+        <w:numPr>
+          <w:ilvl w:val="0"/>
+          <w:numId w:val="0"/>
+        </w:numPr>
+        <w:suppressLineNumbers w:val="0"/>
+        <w:jc w:val="left"/>
+        <w:rPr>
+          <w:rFonts w:hint="default" w:ascii="微软雅黑" w:hAnsi="微软雅黑" w:eastAsia="微软雅黑" w:cs="微软雅黑"/>
+          <w:b/>
+          <w:bCs/>
+          <w:i w:val="0"/>
+          <w:iCs w:val="0"/>
+          <w:caps w:val="0"/>
+          <w:color w:val="000000"/>
+          <w:spacing w:val="0"/>
+          <w:sz w:val="21"/>
+          <w:szCs w:val="21"/>
+          <w:u w:val="none"/>
+          <w:shd w:val="clear" w:fill="FFFFFF"/>
+          <w:lang w:val="en-US" w:eastAsia="zh-CN"/>
+        </w:rPr>
+      </w:pPr>
+      <w:r>
+        <w:rPr>
+          <w:rFonts w:hint="eastAsia" w:ascii="微软雅黑" w:hAnsi="微软雅黑" w:eastAsia="微软雅黑" w:cs="微软雅黑"/>
+          <w:b/>
+          <w:bCs/>
+          <w:i w:val="0"/>
+          <w:iCs w:val="0"/>
+          <w:caps w:val="0"/>
+          <w:color w:val="000000"/>
+          <w:spacing w:val="0"/>
+          <w:sz w:val="28"/>
+          <w:szCs w:val="28"/>
+          <w:u w:val="none"/>
+          <w:shd w:val="clear" w:fill="FFFFFF"/>
+          <w:lang w:val="en-US" w:eastAsia="zh-CN"/>
+        </w:rPr>
+        <w:t>拓展</w:t>
+      </w:r>
+      <w:r>
+        <w:rPr>
+          <w:rFonts w:hint="eastAsia" w:ascii="微软雅黑" w:hAnsi="微软雅黑" w:eastAsia="微软雅黑" w:cs="微软雅黑"/>
+          <w:b/>
+          <w:bCs/>
+          <w:i w:val="0"/>
+          <w:iCs w:val="0"/>
+          <w:caps w:val="0"/>
+          <w:color w:val="000000"/>
+          <w:spacing w:val="0"/>
+          <w:sz w:val="21"/>
+          <w:szCs w:val="21"/>
+          <w:u w:val="none"/>
+          <w:shd w:val="clear" w:fill="FFFFFF"/>
+          <w:lang w:val="en-US" w:eastAsia="zh-CN"/>
+        </w:rPr>
+        <w:t>：</w:t>
+      </w:r>
+    </w:p>
+    <w:p>
+      <w:pPr>
+        <w:keepNext w:val="0"/>
+        <w:keepLines w:val="0"/>
+        <w:widowControl/>
+        <w:numPr>
+          <w:ilvl w:val="0"/>
+          <w:numId w:val="0"/>
+        </w:numPr>
+        <w:suppressLineNumbers w:val="0"/>
+        <w:jc w:val="left"/>
+        <w:rPr>
+          <w:rFonts w:hint="eastAsia" w:ascii="微软雅黑" w:hAnsi="微软雅黑" w:eastAsia="微软雅黑" w:cs="微软雅黑"/>
+          <w:b/>
+          <w:bCs/>
+          <w:i w:val="0"/>
+          <w:iCs w:val="0"/>
+          <w:caps w:val="0"/>
+          <w:color w:val="000000"/>
+          <w:spacing w:val="0"/>
+          <w:sz w:val="24"/>
+          <w:szCs w:val="24"/>
+          <w:u w:val="none"/>
+          <w:shd w:val="clear" w:fill="FFFFFF"/>
+        </w:rPr>
+      </w:pPr>
+      <w:r>
+        <w:rPr>
+          <w:rFonts w:hint="eastAsia" w:ascii="微软雅黑" w:hAnsi="微软雅黑" w:eastAsia="微软雅黑" w:cs="微软雅黑"/>
+          <w:b/>
+          <w:bCs/>
+          <w:i w:val="0"/>
+          <w:iCs w:val="0"/>
+          <w:caps w:val="0"/>
+          <w:color w:val="000000"/>
+          <w:spacing w:val="0"/>
+          <w:sz w:val="24"/>
+          <w:szCs w:val="24"/>
+          <w:u w:val="none"/>
+          <w:shd w:val="clear" w:fill="FFFFFF"/>
+        </w:rPr>
+        <w:t>证明：E</w:t>
+      </w:r>
+      <w:r>
+        <w:rPr>
+          <w:rFonts w:hint="eastAsia" w:ascii="微软雅黑" w:hAnsi="微软雅黑" w:eastAsia="微软雅黑" w:cs="微软雅黑"/>
+          <w:b/>
+          <w:bCs/>
+          <w:i w:val="0"/>
+          <w:iCs w:val="0"/>
+          <w:caps w:val="0"/>
+          <w:color w:val="000000"/>
+          <w:spacing w:val="0"/>
+          <w:sz w:val="15"/>
+          <w:szCs w:val="15"/>
+          <w:u w:val="none"/>
+          <w:shd w:val="clear" w:fill="FFFFFF"/>
+          <w:vertAlign w:val="baseline"/>
+        </w:rPr>
+        <w:t>TM</w:t>
+      </w:r>
+      <w:r>
+        <w:rPr>
+          <w:rFonts w:hint="eastAsia" w:ascii="微软雅黑" w:hAnsi="微软雅黑" w:eastAsia="微软雅黑" w:cs="微软雅黑"/>
+          <w:b/>
+          <w:bCs/>
+          <w:i w:val="0"/>
+          <w:iCs w:val="0"/>
+          <w:caps w:val="0"/>
+          <w:color w:val="000000"/>
+          <w:spacing w:val="0"/>
+          <w:sz w:val="24"/>
+          <w:szCs w:val="24"/>
+          <w:u w:val="none"/>
+          <w:shd w:val="clear" w:fill="FFFFFF"/>
+        </w:rPr>
+        <w:t> 是不可判定的</w:t>
+      </w:r>
+    </w:p>
+    <w:p>
+      <w:pPr>
+        <w:pStyle w:val="2"/>
+        <w:keepNext w:val="0"/>
+        <w:keepLines w:val="0"/>
+        <w:widowControl/>
+        <w:suppressLineNumbers w:val="0"/>
+        <w:shd w:val="clear" w:fill="FFFFFF"/>
+        <w:spacing w:before="0" w:beforeAutospacing="0" w:after="0" w:afterAutospacing="0"/>
+        <w:ind w:left="0" w:right="0" w:firstLine="0"/>
+        <w:jc w:val="left"/>
+        <w:rPr>
+          <w:rFonts w:hint="eastAsia" w:ascii="微软雅黑" w:hAnsi="微软雅黑" w:eastAsia="微软雅黑" w:cs="微软雅黑"/>
+          <w:i w:val="0"/>
+          <w:iCs w:val="0"/>
+          <w:caps w:val="0"/>
+          <w:color w:val="000000"/>
+          <w:spacing w:val="0"/>
+          <w:sz w:val="48"/>
+          <w:szCs w:val="48"/>
+        </w:rPr>
+      </w:pPr>
+      <w:r>
+        <w:rPr>
+          <w:rFonts w:hint="eastAsia" w:ascii="微软雅黑" w:hAnsi="微软雅黑" w:eastAsia="微软雅黑" w:cs="微软雅黑"/>
+          <w:i w:val="0"/>
+          <w:iCs w:val="0"/>
+          <w:caps w:val="0"/>
+          <w:color w:val="000000"/>
+          <w:spacing w:val="0"/>
+          <w:sz w:val="21"/>
+          <w:szCs w:val="21"/>
+          <w:shd w:val="clear" w:fill="FFFFFF"/>
+        </w:rPr>
+        <w:t>假如R判定E</w:t>
+      </w:r>
+      <w:r>
+        <w:rPr>
+          <w:rFonts w:hint="eastAsia" w:ascii="微软雅黑" w:hAnsi="微软雅黑" w:eastAsia="微软雅黑" w:cs="微软雅黑"/>
+          <w:i w:val="0"/>
+          <w:iCs w:val="0"/>
+          <w:caps w:val="0"/>
+          <w:color w:val="000000"/>
+          <w:spacing w:val="0"/>
+          <w:sz w:val="12"/>
+          <w:szCs w:val="12"/>
+          <w:shd w:val="clear" w:fill="FFFFFF"/>
+          <w:vertAlign w:val="baseline"/>
+        </w:rPr>
+        <w:t>TM</w:t>
+      </w:r>
+      <w:r>
+        <w:rPr>
+          <w:rFonts w:hint="eastAsia" w:ascii="微软雅黑" w:hAnsi="微软雅黑" w:eastAsia="微软雅黑" w:cs="微软雅黑"/>
+          <w:i w:val="0"/>
+          <w:iCs w:val="0"/>
+          <w:caps w:val="0"/>
+          <w:color w:val="000000"/>
+          <w:spacing w:val="0"/>
+          <w:sz w:val="21"/>
+          <w:szCs w:val="21"/>
+          <w:shd w:val="clear" w:fill="FFFFFF"/>
+        </w:rPr>
+        <w:t> ，构造S判定A</w:t>
+      </w:r>
+      <w:r>
+        <w:rPr>
+          <w:rFonts w:hint="eastAsia" w:ascii="微软雅黑" w:hAnsi="微软雅黑" w:eastAsia="微软雅黑" w:cs="微软雅黑"/>
+          <w:i w:val="0"/>
+          <w:iCs w:val="0"/>
+          <w:caps w:val="0"/>
+          <w:color w:val="000000"/>
+          <w:spacing w:val="0"/>
+          <w:sz w:val="12"/>
+          <w:szCs w:val="12"/>
+          <w:shd w:val="clear" w:fill="FFFFFF"/>
+          <w:vertAlign w:val="baseline"/>
+        </w:rPr>
+        <w:t>TM</w:t>
+      </w:r>
+    </w:p>
+    <w:p>
+      <w:pPr>
+        <w:pStyle w:val="2"/>
+        <w:keepNext w:val="0"/>
+        <w:keepLines w:val="0"/>
+        <w:widowControl/>
+        <w:suppressLineNumbers w:val="0"/>
+        <w:shd w:val="clear" w:fill="FFFFFF"/>
+        <w:spacing w:before="0" w:beforeAutospacing="0" w:after="0" w:afterAutospacing="0"/>
+        <w:ind w:left="0" w:right="0" w:firstLine="0"/>
+        <w:jc w:val="left"/>
+        <w:rPr>
+          <w:rFonts w:hint="eastAsia" w:ascii="微软雅黑" w:hAnsi="微软雅黑" w:eastAsia="微软雅黑" w:cs="微软雅黑"/>
+          <w:color w:val="000000"/>
+          <w:sz w:val="48"/>
+          <w:szCs w:val="48"/>
+        </w:rPr>
+      </w:pPr>
+      <w:r>
+        <w:rPr>
+          <w:rFonts w:hint="eastAsia" w:ascii="微软雅黑" w:hAnsi="微软雅黑" w:eastAsia="微软雅黑" w:cs="微软雅黑"/>
+          <w:i w:val="0"/>
+          <w:iCs w:val="0"/>
+          <w:caps w:val="0"/>
+          <w:color w:val="000000"/>
+          <w:spacing w:val="0"/>
+          <w:sz w:val="21"/>
+          <w:szCs w:val="21"/>
+          <w:shd w:val="clear" w:fill="FFFFFF"/>
+        </w:rPr>
+        <w:t>S = “对于输入&lt;M, w&gt;：</w:t>
+      </w:r>
+    </w:p>
+    <w:p>
+      <w:pPr>
+        <w:pStyle w:val="2"/>
+        <w:keepNext w:val="0"/>
+        <w:keepLines w:val="0"/>
+        <w:widowControl/>
+        <w:suppressLineNumbers w:val="0"/>
+        <w:spacing w:before="0" w:beforeAutospacing="0" w:after="0" w:afterAutospacing="0" w:line="660" w:lineRule="atLeast"/>
+        <w:ind w:left="0" w:right="0"/>
+        <w:jc w:val="left"/>
+        <w:rPr>
+          <w:rFonts w:hint="eastAsia" w:ascii="微软雅黑" w:hAnsi="微软雅黑" w:eastAsia="微软雅黑" w:cs="微软雅黑"/>
+          <w:color w:val="000000"/>
+          <w:sz w:val="48"/>
+          <w:szCs w:val="48"/>
+        </w:rPr>
+      </w:pPr>
+      <w:r>
+        <w:rPr>
+          <w:rFonts w:hint="eastAsia" w:ascii="微软雅黑" w:hAnsi="微软雅黑" w:eastAsia="微软雅黑" w:cs="微软雅黑"/>
+          <w:i w:val="0"/>
+          <w:iCs w:val="0"/>
+          <w:caps w:val="0"/>
+          <w:color w:val="000000"/>
+          <w:spacing w:val="0"/>
+          <w:sz w:val="21"/>
+          <w:szCs w:val="21"/>
+          <w:shd w:val="clear" w:fill="FFFFFF"/>
+          <w:lang w:val="en-US" w:eastAsia="zh-CN"/>
+        </w:rPr>
+        <w:t xml:space="preserve">1. </w:t>
+      </w:r>
+      <w:r>
+        <w:rPr>
+          <w:rFonts w:hint="eastAsia" w:ascii="微软雅黑" w:hAnsi="微软雅黑" w:eastAsia="微软雅黑" w:cs="微软雅黑"/>
+          <w:i w:val="0"/>
+          <w:iCs w:val="0"/>
+          <w:caps w:val="0"/>
+          <w:color w:val="000000"/>
+          <w:spacing w:val="0"/>
+          <w:sz w:val="21"/>
+          <w:szCs w:val="21"/>
+          <w:shd w:val="clear" w:fill="FFFFFF"/>
+        </w:rPr>
+        <w:t>构造图灵机M</w:t>
+      </w:r>
+      <w:r>
+        <w:rPr>
+          <w:rFonts w:hint="eastAsia" w:ascii="微软雅黑" w:hAnsi="微软雅黑" w:eastAsia="微软雅黑" w:cs="微软雅黑"/>
+          <w:i w:val="0"/>
+          <w:iCs w:val="0"/>
+          <w:caps w:val="0"/>
+          <w:color w:val="000000"/>
+          <w:spacing w:val="0"/>
+          <w:sz w:val="12"/>
+          <w:szCs w:val="12"/>
+          <w:shd w:val="clear" w:fill="FFFFFF"/>
+          <w:vertAlign w:val="baseline"/>
+        </w:rPr>
+        <w:t>1</w:t>
+      </w:r>
+      <w:r>
+        <w:rPr>
+          <w:rFonts w:hint="eastAsia" w:ascii="微软雅黑" w:hAnsi="微软雅黑" w:eastAsia="微软雅黑" w:cs="微软雅黑"/>
+          <w:i w:val="0"/>
+          <w:iCs w:val="0"/>
+          <w:caps w:val="0"/>
+          <w:color w:val="000000"/>
+          <w:spacing w:val="0"/>
+          <w:sz w:val="21"/>
+          <w:szCs w:val="21"/>
+          <w:shd w:val="clear" w:fill="FFFFFF"/>
+        </w:rPr>
+        <w:t> = “对于输入x：</w:t>
+      </w:r>
+      <w:r>
+        <w:rPr>
+          <w:rFonts w:hint="eastAsia" w:ascii="微软雅黑" w:hAnsi="微软雅黑" w:eastAsia="微软雅黑" w:cs="微软雅黑"/>
+          <w:b/>
+          <w:bCs/>
+          <w:i w:val="0"/>
+          <w:iCs w:val="0"/>
+          <w:caps w:val="0"/>
+          <w:color w:val="C00000"/>
+          <w:spacing w:val="0"/>
+          <w:sz w:val="21"/>
+          <w:szCs w:val="21"/>
+          <w:shd w:val="clear" w:fill="FFFFFF"/>
+        </w:rPr>
+        <w:t>(相当于只在一个特定输入 w 上模拟 M)</w:t>
+      </w:r>
+    </w:p>
+    <w:p>
+      <w:pPr>
+        <w:pStyle w:val="2"/>
+        <w:keepNext w:val="0"/>
+        <w:keepLines w:val="0"/>
+        <w:widowControl/>
+        <w:numPr>
+          <w:ilvl w:val="0"/>
+          <w:numId w:val="0"/>
+        </w:numPr>
+        <w:suppressLineNumbers w:val="0"/>
+        <w:spacing w:before="0" w:beforeAutospacing="0" w:after="0" w:afterAutospacing="0" w:line="660" w:lineRule="atLeast"/>
+        <w:ind w:right="0" w:rightChars="0" w:firstLine="420" w:firstLineChars="0"/>
+        <w:jc w:val="left"/>
+        <w:rPr>
+          <w:rFonts w:hint="eastAsia" w:ascii="微软雅黑" w:hAnsi="微软雅黑" w:eastAsia="微软雅黑" w:cs="微软雅黑"/>
+          <w:color w:val="000000"/>
+          <w:sz w:val="48"/>
+          <w:szCs w:val="48"/>
+        </w:rPr>
+      </w:pPr>
+      <w:r>
+        <w:rPr>
+          <w:rFonts w:hint="eastAsia" w:ascii="微软雅黑" w:hAnsi="微软雅黑" w:eastAsia="微软雅黑" w:cs="微软雅黑"/>
+          <w:i w:val="0"/>
+          <w:iCs w:val="0"/>
+          <w:caps w:val="0"/>
+          <w:color w:val="000000"/>
+          <w:spacing w:val="0"/>
+          <w:sz w:val="21"/>
+          <w:szCs w:val="21"/>
+          <w:shd w:val="clear" w:fill="FFFFFF"/>
+          <w:lang w:val="en-US" w:eastAsia="zh-CN"/>
+        </w:rPr>
+        <w:t>a.</w:t>
+      </w:r>
+      <w:r>
+        <w:rPr>
+          <w:rFonts w:hint="eastAsia" w:ascii="微软雅黑" w:hAnsi="微软雅黑" w:eastAsia="微软雅黑" w:cs="微软雅黑"/>
+          <w:i w:val="0"/>
+          <w:iCs w:val="0"/>
+          <w:caps w:val="0"/>
+          <w:color w:val="000000"/>
+          <w:spacing w:val="0"/>
+          <w:sz w:val="21"/>
+          <w:szCs w:val="21"/>
+          <w:shd w:val="clear" w:fill="FFFFFF"/>
+        </w:rPr>
+        <w:t>判断x是否等于字符串w</w:t>
+      </w:r>
+    </w:p>
+    <w:p>
+      <w:pPr>
+        <w:pStyle w:val="2"/>
+        <w:keepNext w:val="0"/>
+        <w:keepLines w:val="0"/>
+        <w:widowControl/>
+        <w:suppressLineNumbers w:val="0"/>
+        <w:spacing w:before="0" w:beforeAutospacing="0" w:after="0" w:afterAutospacing="0" w:line="660" w:lineRule="atLeast"/>
+        <w:ind w:left="-358" w:leftChars="0" w:right="0" w:firstLine="839" w:firstLineChars="0"/>
+        <w:jc w:val="left"/>
+        <w:rPr>
+          <w:rFonts w:hint="eastAsia" w:ascii="微软雅黑" w:hAnsi="微软雅黑" w:eastAsia="微软雅黑" w:cs="微软雅黑"/>
+          <w:color w:val="000000"/>
+          <w:sz w:val="48"/>
+          <w:szCs w:val="48"/>
+        </w:rPr>
+      </w:pPr>
+      <w:r>
+        <w:rPr>
+          <w:rFonts w:hint="eastAsia" w:ascii="微软雅黑" w:hAnsi="微软雅黑" w:eastAsia="微软雅黑" w:cs="微软雅黑"/>
+          <w:i w:val="0"/>
+          <w:iCs w:val="0"/>
+          <w:caps w:val="0"/>
+          <w:color w:val="000000"/>
+          <w:spacing w:val="0"/>
+          <w:sz w:val="21"/>
+          <w:szCs w:val="21"/>
+          <w:shd w:val="clear" w:fill="FFFFFF"/>
+          <w:lang w:val="en-US" w:eastAsia="zh-CN"/>
+        </w:rPr>
+        <w:t>b.</w:t>
+      </w:r>
+      <w:r>
+        <w:rPr>
+          <w:rFonts w:hint="eastAsia" w:ascii="微软雅黑" w:hAnsi="微软雅黑" w:eastAsia="微软雅黑" w:cs="微软雅黑"/>
+          <w:i w:val="0"/>
+          <w:iCs w:val="0"/>
+          <w:caps w:val="0"/>
+          <w:color w:val="000000"/>
+          <w:spacing w:val="0"/>
+          <w:sz w:val="21"/>
+          <w:szCs w:val="21"/>
+          <w:shd w:val="clear" w:fill="FFFFFF"/>
+        </w:rPr>
+        <w:t xml:space="preserve">如果x ≠ w，拒绝； </w:t>
+      </w:r>
+    </w:p>
+    <w:p>
+      <w:pPr>
+        <w:pStyle w:val="2"/>
+        <w:keepNext w:val="0"/>
+        <w:keepLines w:val="0"/>
+        <w:widowControl/>
+        <w:suppressLineNumbers w:val="0"/>
+        <w:spacing w:before="0" w:beforeAutospacing="0" w:after="0" w:afterAutospacing="0" w:line="660" w:lineRule="atLeast"/>
+        <w:ind w:left="-358" w:right="0" w:firstLine="837" w:firstLineChars="399"/>
+        <w:jc w:val="left"/>
+        <w:rPr>
+          <w:rFonts w:hint="eastAsia" w:ascii="微软雅黑" w:hAnsi="微软雅黑" w:eastAsia="微软雅黑" w:cs="微软雅黑"/>
+          <w:color w:val="000000"/>
+          <w:sz w:val="48"/>
+          <w:szCs w:val="48"/>
+        </w:rPr>
+      </w:pPr>
+      <w:r>
+        <w:rPr>
+          <w:rFonts w:hint="eastAsia" w:ascii="微软雅黑" w:hAnsi="微软雅黑" w:eastAsia="微软雅黑" w:cs="微软雅黑"/>
+          <w:i w:val="0"/>
+          <w:iCs w:val="0"/>
+          <w:color w:val="000000"/>
+          <w:spacing w:val="0"/>
+          <w:sz w:val="21"/>
+          <w:szCs w:val="21"/>
+          <w:shd w:val="clear" w:fill="FFFFFF"/>
+          <w:lang w:val="en-US" w:eastAsia="zh-CN"/>
+        </w:rPr>
+        <w:t>C</w:t>
+      </w:r>
+      <w:r>
+        <w:rPr>
+          <w:rFonts w:hint="eastAsia" w:ascii="微软雅黑" w:hAnsi="微软雅黑" w:eastAsia="微软雅黑" w:cs="微软雅黑"/>
+          <w:i w:val="0"/>
+          <w:iCs w:val="0"/>
+          <w:caps w:val="0"/>
+          <w:color w:val="000000"/>
+          <w:spacing w:val="0"/>
+          <w:sz w:val="21"/>
+          <w:szCs w:val="21"/>
+          <w:shd w:val="clear" w:fill="FFFFFF"/>
+          <w:lang w:val="en-US" w:eastAsia="zh-CN"/>
+        </w:rPr>
+        <w:t>.</w:t>
+      </w:r>
+      <w:r>
+        <w:rPr>
+          <w:rFonts w:hint="eastAsia" w:ascii="微软雅黑" w:hAnsi="微软雅黑" w:eastAsia="微软雅黑" w:cs="微软雅黑"/>
+          <w:i w:val="0"/>
+          <w:iCs w:val="0"/>
+          <w:caps w:val="0"/>
+          <w:color w:val="000000"/>
+          <w:spacing w:val="0"/>
+          <w:sz w:val="21"/>
+          <w:szCs w:val="21"/>
+          <w:shd w:val="clear" w:fill="FFFFFF"/>
+        </w:rPr>
+        <w:t>如果x = w，那就在M上运行w，如果接受，接受”</w:t>
+      </w:r>
+    </w:p>
+    <w:p>
+      <w:pPr>
+        <w:pStyle w:val="2"/>
+        <w:keepNext w:val="0"/>
+        <w:keepLines w:val="0"/>
+        <w:widowControl/>
+        <w:suppressLineNumbers w:val="0"/>
+        <w:spacing w:before="0" w:beforeAutospacing="0" w:after="0" w:afterAutospacing="0" w:line="660" w:lineRule="atLeast"/>
+        <w:ind w:left="0" w:right="0"/>
+        <w:jc w:val="left"/>
+        <w:rPr>
+          <w:rFonts w:hint="eastAsia" w:ascii="微软雅黑" w:hAnsi="微软雅黑" w:eastAsia="微软雅黑" w:cs="微软雅黑"/>
+          <w:color w:val="000000"/>
+          <w:sz w:val="48"/>
+          <w:szCs w:val="48"/>
+        </w:rPr>
+      </w:pPr>
+      <w:r>
+        <w:rPr>
+          <w:rFonts w:hint="eastAsia" w:ascii="微软雅黑" w:hAnsi="微软雅黑" w:eastAsia="微软雅黑" w:cs="微软雅黑"/>
+          <w:i w:val="0"/>
+          <w:iCs w:val="0"/>
+          <w:caps w:val="0"/>
+          <w:color w:val="000000"/>
+          <w:spacing w:val="0"/>
+          <w:sz w:val="21"/>
+          <w:szCs w:val="21"/>
+          <w:shd w:val="clear" w:fill="FFFFFF"/>
+          <w:lang w:val="en-US" w:eastAsia="zh-CN"/>
+        </w:rPr>
+        <w:t xml:space="preserve">2. </w:t>
+      </w:r>
+      <w:r>
+        <w:rPr>
+          <w:rFonts w:hint="eastAsia" w:ascii="微软雅黑" w:hAnsi="微软雅黑" w:eastAsia="微软雅黑" w:cs="微软雅黑"/>
+          <w:i w:val="0"/>
+          <w:iCs w:val="0"/>
+          <w:caps w:val="0"/>
+          <w:color w:val="000000"/>
+          <w:spacing w:val="0"/>
+          <w:sz w:val="21"/>
+          <w:szCs w:val="21"/>
+          <w:shd w:val="clear" w:fill="FFFFFF"/>
+        </w:rPr>
+        <w:t>在R上运行&lt;M</w:t>
+      </w:r>
+      <w:r>
+        <w:rPr>
+          <w:rFonts w:hint="eastAsia" w:ascii="微软雅黑" w:hAnsi="微软雅黑" w:eastAsia="微软雅黑" w:cs="微软雅黑"/>
+          <w:i w:val="0"/>
+          <w:iCs w:val="0"/>
+          <w:caps w:val="0"/>
+          <w:color w:val="000000"/>
+          <w:spacing w:val="0"/>
+          <w:sz w:val="12"/>
+          <w:szCs w:val="12"/>
+          <w:shd w:val="clear" w:fill="FFFFFF"/>
+          <w:vertAlign w:val="baseline"/>
+        </w:rPr>
+        <w:t>1</w:t>
+      </w:r>
+      <w:r>
+        <w:rPr>
+          <w:rFonts w:hint="eastAsia" w:ascii="微软雅黑" w:hAnsi="微软雅黑" w:eastAsia="微软雅黑" w:cs="微软雅黑"/>
+          <w:i w:val="0"/>
+          <w:iCs w:val="0"/>
+          <w:caps w:val="0"/>
+          <w:color w:val="000000"/>
+          <w:spacing w:val="0"/>
+          <w:sz w:val="21"/>
+          <w:szCs w:val="21"/>
+          <w:shd w:val="clear" w:fill="FFFFFF"/>
+        </w:rPr>
+        <w:t>&gt;</w:t>
+      </w:r>
+    </w:p>
+    <w:p>
+      <w:pPr>
+        <w:pStyle w:val="2"/>
+        <w:keepNext w:val="0"/>
+        <w:keepLines w:val="0"/>
+        <w:widowControl/>
+        <w:suppressLineNumbers w:val="0"/>
+        <w:spacing w:before="0" w:beforeAutospacing="0" w:after="0" w:afterAutospacing="0" w:line="660" w:lineRule="atLeast"/>
+        <w:ind w:left="0" w:right="0"/>
+        <w:jc w:val="left"/>
+        <w:rPr>
+          <w:rFonts w:hint="eastAsia" w:ascii="微软雅黑" w:hAnsi="微软雅黑" w:eastAsia="微软雅黑" w:cs="微软雅黑"/>
+          <w:sz w:val="48"/>
+          <w:szCs w:val="48"/>
+        </w:rPr>
+      </w:pPr>
+      <w:r>
+        <w:rPr>
+          <w:rFonts w:hint="eastAsia" w:ascii="微软雅黑" w:hAnsi="微软雅黑" w:eastAsia="微软雅黑" w:cs="微软雅黑"/>
+          <w:i w:val="0"/>
+          <w:iCs w:val="0"/>
+          <w:caps w:val="0"/>
+          <w:color w:val="000000"/>
+          <w:spacing w:val="0"/>
+          <w:sz w:val="21"/>
+          <w:szCs w:val="21"/>
+          <w:shd w:val="clear" w:fill="FFFFFF"/>
+          <w:lang w:val="en-US" w:eastAsia="zh-CN"/>
+        </w:rPr>
+        <w:t xml:space="preserve">3. </w:t>
+      </w:r>
+      <w:r>
+        <w:rPr>
+          <w:rFonts w:hint="eastAsia" w:ascii="微软雅黑" w:hAnsi="微软雅黑" w:eastAsia="微软雅黑" w:cs="微软雅黑"/>
+          <w:i w:val="0"/>
+          <w:iCs w:val="0"/>
+          <w:caps w:val="0"/>
+          <w:color w:val="000000"/>
+          <w:spacing w:val="0"/>
+          <w:sz w:val="21"/>
+          <w:szCs w:val="21"/>
+          <w:shd w:val="clear" w:fill="FFFFFF"/>
+        </w:rPr>
+        <w:t>如果接受，说明M</w:t>
+      </w:r>
+      <w:r>
+        <w:rPr>
+          <w:rFonts w:hint="eastAsia" w:ascii="微软雅黑" w:hAnsi="微软雅黑" w:eastAsia="微软雅黑" w:cs="微软雅黑"/>
+          <w:i w:val="0"/>
+          <w:iCs w:val="0"/>
+          <w:caps w:val="0"/>
+          <w:color w:val="000000"/>
+          <w:spacing w:val="0"/>
+          <w:sz w:val="12"/>
+          <w:szCs w:val="12"/>
+          <w:shd w:val="clear" w:fill="FFFFFF"/>
+          <w:vertAlign w:val="baseline"/>
+        </w:rPr>
+        <w:t>1</w:t>
+      </w:r>
+      <w:r>
+        <w:rPr>
+          <w:rFonts w:hint="eastAsia" w:ascii="微软雅黑" w:hAnsi="微软雅黑" w:eastAsia="微软雅黑" w:cs="微软雅黑"/>
+          <w:i w:val="0"/>
+          <w:iCs w:val="0"/>
+          <w:caps w:val="0"/>
+          <w:color w:val="000000"/>
+          <w:spacing w:val="0"/>
+          <w:sz w:val="21"/>
+          <w:szCs w:val="21"/>
+          <w:shd w:val="clear" w:fill="FFFFFF"/>
+        </w:rPr>
+        <w:t xml:space="preserve">是空的，说明M拒绝了w，那就拒绝； </w:t>
+      </w:r>
+    </w:p>
+    <w:p>
+      <w:pPr>
+        <w:pStyle w:val="2"/>
+        <w:keepNext w:val="0"/>
+        <w:keepLines w:val="0"/>
+        <w:widowControl/>
+        <w:suppressLineNumbers w:val="0"/>
+        <w:shd w:val="clear" w:fill="FFFFFF"/>
+        <w:spacing w:before="0" w:beforeAutospacing="0" w:after="0" w:afterAutospacing="0"/>
+        <w:ind w:left="0" w:right="0" w:firstLine="0"/>
+        <w:jc w:val="left"/>
+        <w:rPr>
+          <w:rFonts w:hint="eastAsia" w:ascii="微软雅黑" w:hAnsi="微软雅黑" w:eastAsia="微软雅黑" w:cs="微软雅黑"/>
+          <w:i w:val="0"/>
+          <w:iCs w:val="0"/>
+          <w:caps w:val="0"/>
+          <w:color w:val="000000"/>
+          <w:spacing w:val="0"/>
+          <w:sz w:val="48"/>
+          <w:szCs w:val="48"/>
+        </w:rPr>
+      </w:pPr>
+      <w:r>
+        <w:rPr>
+          <w:rFonts w:hint="eastAsia" w:ascii="微软雅黑" w:hAnsi="微软雅黑" w:eastAsia="微软雅黑" w:cs="微软雅黑"/>
+          <w:i w:val="0"/>
+          <w:iCs w:val="0"/>
+          <w:caps w:val="0"/>
+          <w:color w:val="000000"/>
+          <w:spacing w:val="0"/>
+          <w:sz w:val="21"/>
+          <w:szCs w:val="21"/>
+          <w:shd w:val="clear" w:fill="FFFFFF"/>
+        </w:rPr>
+        <w:t>如果拒绝，说明M</w:t>
+      </w:r>
+      <w:r>
+        <w:rPr>
+          <w:rFonts w:hint="eastAsia" w:ascii="微软雅黑" w:hAnsi="微软雅黑" w:eastAsia="微软雅黑" w:cs="微软雅黑"/>
+          <w:i w:val="0"/>
+          <w:iCs w:val="0"/>
+          <w:caps w:val="0"/>
+          <w:color w:val="000000"/>
+          <w:spacing w:val="0"/>
+          <w:sz w:val="12"/>
+          <w:szCs w:val="12"/>
+          <w:shd w:val="clear" w:fill="FFFFFF"/>
+          <w:vertAlign w:val="baseline"/>
+        </w:rPr>
+        <w:t>1</w:t>
+      </w:r>
+      <w:r>
+        <w:rPr>
+          <w:rFonts w:hint="eastAsia" w:ascii="微软雅黑" w:hAnsi="微软雅黑" w:eastAsia="微软雅黑" w:cs="微软雅黑"/>
+          <w:i w:val="0"/>
+          <w:iCs w:val="0"/>
+          <w:caps w:val="0"/>
+          <w:color w:val="000000"/>
+          <w:spacing w:val="0"/>
+          <w:sz w:val="21"/>
+          <w:szCs w:val="21"/>
+          <w:shd w:val="clear" w:fill="FFFFFF"/>
+        </w:rPr>
+        <w:t>不是空的，说明M接受了w，那就接受</w:t>
+      </w:r>
+    </w:p>
+    <w:p>
+      <w:pPr>
+        <w:keepNext w:val="0"/>
+        <w:keepLines w:val="0"/>
+        <w:widowControl/>
+        <w:numPr>
+          <w:ilvl w:val="0"/>
+          <w:numId w:val="0"/>
+        </w:numPr>
+        <w:suppressLineNumbers w:val="0"/>
+        <w:jc w:val="left"/>
+        <w:rPr>
+          <w:rFonts w:hint="default" w:ascii="auto" w:hAnsi="auto" w:eastAsia="auto" w:cs="auto"/>
+          <w:b/>
+          <w:bCs/>
+          <w:i w:val="0"/>
+          <w:iCs w:val="0"/>
+          <w:caps w:val="0"/>
+          <w:color w:val="000000"/>
+          <w:spacing w:val="0"/>
+          <w:sz w:val="21"/>
+          <w:szCs w:val="21"/>
+          <w:u w:val="none"/>
+          <w:shd w:val="clear" w:fill="FFFFFF"/>
+          <w:lang w:val="en-US" w:eastAsia="zh-CN"/>
+        </w:rPr>
+      </w:pPr>
+    </w:p>
+    <w:p>
+      <w:pPr>
+        <w:keepNext w:val="0"/>
+        <w:keepLines w:val="0"/>
+        <w:widowControl/>
+        <w:numPr>
+          <w:ilvl w:val="0"/>
+          <w:numId w:val="0"/>
+        </w:numPr>
+        <w:suppressLineNumbers w:val="0"/>
+        <w:jc w:val="left"/>
+        <w:rPr>
+          <w:rFonts w:hint="default" w:ascii="微软雅黑" w:hAnsi="微软雅黑" w:eastAsia="微软雅黑" w:cs="微软雅黑"/>
+          <w:b/>
+          <w:bCs/>
+          <w:i w:val="0"/>
+          <w:iCs w:val="0"/>
+          <w:caps w:val="0"/>
+          <w:color w:val="000000"/>
+          <w:spacing w:val="0"/>
+          <w:sz w:val="21"/>
+          <w:szCs w:val="21"/>
+          <w:u w:val="none"/>
+          <w:shd w:val="clear" w:fill="FFFFFF"/>
+          <w:lang w:val="en-US" w:eastAsia="zh-CN"/>
+        </w:rPr>
+      </w:pPr>
+      <w:r>
+        <w:rPr>
+          <w:rFonts w:hint="eastAsia" w:ascii="微软雅黑" w:hAnsi="微软雅黑" w:eastAsia="微软雅黑" w:cs="微软雅黑"/>
+          <w:b/>
+          <w:bCs/>
+          <w:i w:val="0"/>
+          <w:iCs w:val="0"/>
+          <w:caps w:val="0"/>
+          <w:color w:val="000000"/>
+          <w:spacing w:val="0"/>
+          <w:sz w:val="21"/>
+          <w:szCs w:val="21"/>
+          <w:u w:val="none"/>
+          <w:shd w:val="clear" w:fill="FFFFFF"/>
+          <w:lang w:val="en-US" w:eastAsia="zh-CN"/>
+        </w:rPr>
+        <w:t>这个玩意就是，先用R 来判定是不是空，然后利用R 得到的结论去搞ATM</w:t>
+      </w:r>
+    </w:p>
+    <w:p>
+      <w:pPr>
+        <w:keepNext w:val="0"/>
+        <w:keepLines w:val="0"/>
+        <w:widowControl/>
+        <w:numPr>
+          <w:ilvl w:val="0"/>
+          <w:numId w:val="0"/>
+        </w:numPr>
+        <w:suppressLineNumbers w:val="0"/>
+        <w:jc w:val="left"/>
+        <w:rPr>
+          <w:rFonts w:hint="default" w:ascii="auto" w:hAnsi="auto" w:eastAsia="auto" w:cs="auto"/>
+          <w:b/>
+          <w:bCs/>
+          <w:i w:val="0"/>
+          <w:iCs w:val="0"/>
+          <w:caps w:val="0"/>
+          <w:color w:val="000000"/>
+          <w:spacing w:val="0"/>
+          <w:sz w:val="21"/>
+          <w:szCs w:val="21"/>
+          <w:u w:val="none"/>
+          <w:shd w:val="clear" w:fill="FFFFFF"/>
+          <w:lang w:val="en-US" w:eastAsia="zh-CN"/>
+        </w:rPr>
+      </w:pPr>
+    </w:p>
+    <w:p>
+      <w:pPr>
+        <w:keepNext w:val="0"/>
+        <w:keepLines w:val="0"/>
+        <w:widowControl/>
+        <w:numPr>
+          <w:ilvl w:val="0"/>
+          <w:numId w:val="0"/>
+        </w:numPr>
+        <w:suppressLineNumbers w:val="0"/>
+        <w:jc w:val="left"/>
+        <w:rPr>
+          <w:rFonts w:hint="default" w:ascii="auto" w:hAnsi="auto" w:eastAsia="auto" w:cs="auto"/>
+          <w:b/>
+          <w:bCs/>
+          <w:i w:val="0"/>
+          <w:iCs w:val="0"/>
+          <w:caps w:val="0"/>
+          <w:color w:val="000000"/>
+          <w:spacing w:val="0"/>
+          <w:sz w:val="21"/>
+          <w:szCs w:val="21"/>
+          <w:u w:val="none"/>
+          <w:shd w:val="clear" w:fill="FFFFFF"/>
+          <w:lang w:val="en-US" w:eastAsia="zh-CN"/>
+        </w:rPr>
+      </w:pPr>
+    </w:p>
+    <w:p>
+      <w:pPr>
+        <w:keepNext w:val="0"/>
+        <w:keepLines w:val="0"/>
+        <w:widowControl/>
+        <w:numPr>
+          <w:ilvl w:val="0"/>
+          <w:numId w:val="0"/>
+        </w:numPr>
+        <w:suppressLineNumbers w:val="0"/>
+        <w:jc w:val="left"/>
+        <w:rPr>
+          <w:rFonts w:hint="default" w:ascii="auto" w:hAnsi="auto" w:eastAsia="auto" w:cs="auto"/>
+          <w:b/>
+          <w:bCs/>
+          <w:i w:val="0"/>
+          <w:iCs w:val="0"/>
+          <w:caps w:val="0"/>
+          <w:color w:val="000000"/>
+          <w:spacing w:val="0"/>
+          <w:sz w:val="21"/>
+          <w:szCs w:val="21"/>
+          <w:u w:val="none"/>
+          <w:shd w:val="clear" w:fill="FFFFFF"/>
+          <w:lang w:val="en-US" w:eastAsia="zh-CN"/>
+        </w:rPr>
+      </w:pPr>
+    </w:p>
+    <w:p>
+      <w:pPr>
+        <w:keepNext w:val="0"/>
+        <w:keepLines w:val="0"/>
+        <w:widowControl/>
+        <w:numPr>
+          <w:ilvl w:val="0"/>
+          <w:numId w:val="0"/>
+        </w:numPr>
+        <w:suppressLineNumbers w:val="0"/>
+        <w:jc w:val="left"/>
+        <w:rPr>
+          <w:rFonts w:hint="default" w:ascii="auto" w:hAnsi="auto" w:eastAsia="auto" w:cs="auto"/>
+          <w:b/>
+          <w:bCs/>
+          <w:i w:val="0"/>
+          <w:iCs w:val="0"/>
+          <w:caps w:val="0"/>
+          <w:color w:val="000000"/>
+          <w:spacing w:val="0"/>
+          <w:sz w:val="21"/>
+          <w:szCs w:val="21"/>
+          <w:u w:val="none"/>
+          <w:shd w:val="clear" w:fill="FFFFFF"/>
+          <w:lang w:val="en-US" w:eastAsia="zh-CN"/>
+        </w:rPr>
+      </w:pPr>
+    </w:p>
+    <w:p>
+      <w:pPr>
+        <w:pStyle w:val="2"/>
+        <w:keepNext w:val="0"/>
+        <w:keepLines w:val="0"/>
+        <w:widowControl/>
+        <w:suppressLineNumbers w:val="0"/>
+        <w:shd w:val="clear" w:fill="FFFFFF"/>
+        <w:spacing w:before="0" w:beforeAutospacing="0" w:after="0" w:afterAutospacing="0"/>
+        <w:ind w:left="0" w:right="0" w:firstLine="0"/>
+        <w:jc w:val="left"/>
+        <w:rPr>
+          <w:rFonts w:hint="eastAsia" w:ascii="微软雅黑" w:hAnsi="微软雅黑" w:eastAsia="微软雅黑" w:cs="微软雅黑"/>
+          <w:i w:val="0"/>
+          <w:iCs w:val="0"/>
+          <w:caps w:val="0"/>
+          <w:color w:val="000000"/>
+          <w:spacing w:val="0"/>
+          <w:sz w:val="56"/>
+          <w:szCs w:val="56"/>
+        </w:rPr>
+      </w:pPr>
+      <w:r>
+        <w:rPr>
+          <w:rFonts w:hint="eastAsia" w:ascii="微软雅黑" w:hAnsi="微软雅黑" w:eastAsia="微软雅黑" w:cs="微软雅黑"/>
+          <w:b/>
+          <w:bCs/>
+          <w:i w:val="0"/>
+          <w:iCs w:val="0"/>
+          <w:caps w:val="0"/>
+          <w:color w:val="000000"/>
+          <w:spacing w:val="0"/>
+          <w:sz w:val="24"/>
+          <w:szCs w:val="24"/>
+          <w:shd w:val="clear" w:fill="FFFFFF"/>
+        </w:rPr>
+        <w:t>证明：EQ</w:t>
+      </w:r>
+      <w:r>
+        <w:rPr>
+          <w:rFonts w:hint="eastAsia" w:ascii="微软雅黑" w:hAnsi="微软雅黑" w:eastAsia="微软雅黑" w:cs="微软雅黑"/>
+          <w:b/>
+          <w:bCs/>
+          <w:i w:val="0"/>
+          <w:iCs w:val="0"/>
+          <w:caps w:val="0"/>
+          <w:color w:val="000000"/>
+          <w:spacing w:val="0"/>
+          <w:sz w:val="15"/>
+          <w:szCs w:val="15"/>
+          <w:shd w:val="clear" w:fill="FFFFFF"/>
+          <w:vertAlign w:val="baseline"/>
+        </w:rPr>
+        <w:t>TM</w:t>
+      </w:r>
+      <w:r>
+        <w:rPr>
+          <w:rFonts w:hint="eastAsia" w:ascii="微软雅黑" w:hAnsi="微软雅黑" w:eastAsia="微软雅黑" w:cs="微软雅黑"/>
+          <w:b/>
+          <w:bCs/>
+          <w:i w:val="0"/>
+          <w:iCs w:val="0"/>
+          <w:caps w:val="0"/>
+          <w:color w:val="000000"/>
+          <w:spacing w:val="0"/>
+          <w:sz w:val="24"/>
+          <w:szCs w:val="24"/>
+          <w:shd w:val="clear" w:fill="FFFFFF"/>
+        </w:rPr>
+        <w:t> 是不可判定的</w:t>
+      </w:r>
+    </w:p>
+    <w:p>
+      <w:pPr>
+        <w:pStyle w:val="2"/>
+        <w:keepNext w:val="0"/>
+        <w:keepLines w:val="0"/>
+        <w:widowControl/>
+        <w:suppressLineNumbers w:val="0"/>
+        <w:shd w:val="clear" w:fill="FFFFFF"/>
+        <w:spacing w:before="0" w:beforeAutospacing="0" w:after="0" w:afterAutospacing="0"/>
+        <w:ind w:left="0" w:right="0" w:firstLine="0"/>
+        <w:jc w:val="left"/>
+        <w:rPr>
+          <w:rFonts w:hint="eastAsia" w:ascii="微软雅黑" w:hAnsi="微软雅黑" w:eastAsia="微软雅黑" w:cs="微软雅黑"/>
+          <w:i w:val="0"/>
+          <w:iCs w:val="0"/>
+          <w:caps w:val="0"/>
+          <w:color w:val="000000"/>
+          <w:spacing w:val="0"/>
+          <w:sz w:val="48"/>
+          <w:szCs w:val="48"/>
+        </w:rPr>
+      </w:pPr>
+      <w:r>
+        <w:rPr>
+          <w:rFonts w:hint="eastAsia" w:ascii="微软雅黑" w:hAnsi="微软雅黑" w:eastAsia="微软雅黑" w:cs="微软雅黑"/>
+          <w:i w:val="0"/>
+          <w:iCs w:val="0"/>
+          <w:caps w:val="0"/>
+          <w:color w:val="000000"/>
+          <w:spacing w:val="0"/>
+          <w:sz w:val="21"/>
+          <w:szCs w:val="21"/>
+          <w:shd w:val="clear" w:fill="FFFFFF"/>
+        </w:rPr>
+        <w:t>假如R判定EQ</w:t>
+      </w:r>
+      <w:r>
+        <w:rPr>
+          <w:rFonts w:hint="eastAsia" w:ascii="微软雅黑" w:hAnsi="微软雅黑" w:eastAsia="微软雅黑" w:cs="微软雅黑"/>
+          <w:i w:val="0"/>
+          <w:iCs w:val="0"/>
+          <w:caps w:val="0"/>
+          <w:color w:val="000000"/>
+          <w:spacing w:val="0"/>
+          <w:sz w:val="12"/>
+          <w:szCs w:val="12"/>
+          <w:shd w:val="clear" w:fill="FFFFFF"/>
+          <w:vertAlign w:val="baseline"/>
+        </w:rPr>
+        <w:t>TM</w:t>
+      </w:r>
+      <w:r>
+        <w:rPr>
+          <w:rFonts w:hint="eastAsia" w:ascii="微软雅黑" w:hAnsi="微软雅黑" w:eastAsia="微软雅黑" w:cs="微软雅黑"/>
+          <w:i w:val="0"/>
+          <w:iCs w:val="0"/>
+          <w:caps w:val="0"/>
+          <w:color w:val="000000"/>
+          <w:spacing w:val="0"/>
+          <w:sz w:val="21"/>
+          <w:szCs w:val="21"/>
+          <w:shd w:val="clear" w:fill="FFFFFF"/>
+        </w:rPr>
+        <w:t> ，构造S判定E</w:t>
+      </w:r>
+      <w:r>
+        <w:rPr>
+          <w:rFonts w:hint="eastAsia" w:ascii="微软雅黑" w:hAnsi="微软雅黑" w:eastAsia="微软雅黑" w:cs="微软雅黑"/>
+          <w:i w:val="0"/>
+          <w:iCs w:val="0"/>
+          <w:caps w:val="0"/>
+          <w:color w:val="000000"/>
+          <w:spacing w:val="0"/>
+          <w:sz w:val="12"/>
+          <w:szCs w:val="12"/>
+          <w:shd w:val="clear" w:fill="FFFFFF"/>
+          <w:vertAlign w:val="baseline"/>
+        </w:rPr>
+        <w:t>TM</w:t>
+      </w:r>
+      <w:r>
+        <w:rPr>
+          <w:rFonts w:hint="eastAsia" w:ascii="微软雅黑" w:hAnsi="微软雅黑" w:eastAsia="微软雅黑" w:cs="微软雅黑"/>
+          <w:i w:val="0"/>
+          <w:iCs w:val="0"/>
+          <w:caps w:val="0"/>
+          <w:color w:val="000000"/>
+          <w:spacing w:val="0"/>
+          <w:sz w:val="21"/>
+          <w:szCs w:val="21"/>
+          <w:shd w:val="clear" w:fill="FFFFFF"/>
+        </w:rPr>
+        <w:t xml:space="preserve"> </w:t>
+      </w:r>
+    </w:p>
+    <w:p>
+      <w:pPr>
+        <w:pStyle w:val="2"/>
+        <w:keepNext w:val="0"/>
+        <w:keepLines w:val="0"/>
+        <w:widowControl/>
+        <w:suppressLineNumbers w:val="0"/>
+        <w:shd w:val="clear" w:fill="FFFFFF"/>
+        <w:spacing w:before="0" w:beforeAutospacing="0" w:after="0" w:afterAutospacing="0"/>
+        <w:ind w:left="0" w:right="0" w:firstLine="0"/>
+        <w:jc w:val="left"/>
+        <w:rPr>
+          <w:rFonts w:hint="eastAsia" w:ascii="微软雅黑" w:hAnsi="微软雅黑" w:eastAsia="微软雅黑" w:cs="微软雅黑"/>
+          <w:color w:val="000000"/>
+          <w:sz w:val="48"/>
+          <w:szCs w:val="48"/>
+        </w:rPr>
+      </w:pPr>
+      <w:r>
+        <w:rPr>
+          <w:rFonts w:hint="eastAsia" w:ascii="微软雅黑" w:hAnsi="微软雅黑" w:eastAsia="微软雅黑" w:cs="微软雅黑"/>
+          <w:i w:val="0"/>
+          <w:iCs w:val="0"/>
+          <w:caps w:val="0"/>
+          <w:color w:val="000000"/>
+          <w:spacing w:val="0"/>
+          <w:sz w:val="21"/>
+          <w:szCs w:val="21"/>
+          <w:shd w:val="clear" w:fill="FFFFFF"/>
+        </w:rPr>
+        <w:t>S = “对于输入&lt;M&gt;：</w:t>
+      </w:r>
+    </w:p>
+    <w:p>
+      <w:pPr>
+        <w:pStyle w:val="2"/>
+        <w:keepNext w:val="0"/>
+        <w:keepLines w:val="0"/>
+        <w:widowControl/>
+        <w:numPr>
+          <w:ilvl w:val="0"/>
+          <w:numId w:val="0"/>
+        </w:numPr>
+        <w:suppressLineNumbers w:val="0"/>
+        <w:spacing w:before="0" w:beforeAutospacing="0" w:after="0" w:afterAutospacing="0" w:line="660" w:lineRule="atLeast"/>
+        <w:ind w:left="420" w:leftChars="0" w:right="0" w:rightChars="0"/>
+        <w:jc w:val="left"/>
+        <w:rPr>
+          <w:rFonts w:hint="eastAsia" w:ascii="微软雅黑" w:hAnsi="微软雅黑" w:eastAsia="微软雅黑" w:cs="微软雅黑"/>
+          <w:color w:val="000000"/>
+          <w:sz w:val="48"/>
+          <w:szCs w:val="48"/>
+        </w:rPr>
+      </w:pPr>
+      <w:r>
+        <w:rPr>
+          <w:rFonts w:hint="eastAsia" w:ascii="微软雅黑" w:hAnsi="微软雅黑" w:eastAsia="微软雅黑" w:cs="微软雅黑"/>
+          <w:i w:val="0"/>
+          <w:iCs w:val="0"/>
+          <w:caps w:val="0"/>
+          <w:color w:val="000000"/>
+          <w:spacing w:val="0"/>
+          <w:sz w:val="21"/>
+          <w:szCs w:val="21"/>
+          <w:shd w:val="clear" w:fill="FFFFFF"/>
+          <w:lang w:val="en-US" w:eastAsia="zh-CN"/>
+        </w:rPr>
+        <w:t>1.</w:t>
+      </w:r>
+      <w:r>
+        <w:rPr>
+          <w:rFonts w:hint="eastAsia" w:ascii="微软雅黑" w:hAnsi="微软雅黑" w:eastAsia="微软雅黑" w:cs="微软雅黑"/>
+          <w:i w:val="0"/>
+          <w:iCs w:val="0"/>
+          <w:caps w:val="0"/>
+          <w:color w:val="000000"/>
+          <w:spacing w:val="0"/>
+          <w:sz w:val="21"/>
+          <w:szCs w:val="21"/>
+          <w:shd w:val="clear" w:fill="FFFFFF"/>
+        </w:rPr>
+        <w:t>构造图灵机M</w:t>
+      </w:r>
+      <w:r>
+        <w:rPr>
+          <w:rFonts w:hint="eastAsia" w:ascii="微软雅黑" w:hAnsi="微软雅黑" w:eastAsia="微软雅黑" w:cs="微软雅黑"/>
+          <w:i w:val="0"/>
+          <w:iCs w:val="0"/>
+          <w:caps w:val="0"/>
+          <w:color w:val="000000"/>
+          <w:spacing w:val="0"/>
+          <w:sz w:val="12"/>
+          <w:szCs w:val="12"/>
+          <w:shd w:val="clear" w:fill="FFFFFF"/>
+          <w:vertAlign w:val="baseline"/>
+        </w:rPr>
+        <w:t>1</w:t>
+      </w:r>
+      <w:r>
+        <w:rPr>
+          <w:rFonts w:hint="eastAsia" w:ascii="微软雅黑" w:hAnsi="微软雅黑" w:eastAsia="微软雅黑" w:cs="微软雅黑"/>
+          <w:i w:val="0"/>
+          <w:iCs w:val="0"/>
+          <w:caps w:val="0"/>
+          <w:color w:val="000000"/>
+          <w:spacing w:val="0"/>
+          <w:sz w:val="21"/>
+          <w:szCs w:val="21"/>
+          <w:shd w:val="clear" w:fill="FFFFFF"/>
+        </w:rPr>
+        <w:t> = “对于输入x：拒绝所有输入”</w:t>
+      </w:r>
+    </w:p>
+    <w:p>
+      <w:pPr>
+        <w:pStyle w:val="2"/>
+        <w:keepNext w:val="0"/>
+        <w:keepLines w:val="0"/>
+        <w:widowControl/>
+        <w:suppressLineNumbers w:val="0"/>
+        <w:spacing w:before="0" w:beforeAutospacing="0" w:after="0" w:afterAutospacing="0" w:line="660" w:lineRule="atLeast"/>
+        <w:ind w:left="0" w:right="0" w:firstLine="420" w:firstLineChars="0"/>
+        <w:jc w:val="left"/>
+        <w:rPr>
+          <w:rFonts w:hint="eastAsia" w:ascii="微软雅黑" w:hAnsi="微软雅黑" w:eastAsia="微软雅黑" w:cs="微软雅黑"/>
+          <w:color w:val="000000"/>
+          <w:sz w:val="48"/>
+          <w:szCs w:val="48"/>
+        </w:rPr>
+      </w:pPr>
+      <w:r>
+        <w:rPr>
+          <w:rFonts w:hint="eastAsia" w:ascii="微软雅黑" w:hAnsi="微软雅黑" w:eastAsia="微软雅黑" w:cs="微软雅黑"/>
+          <w:i w:val="0"/>
+          <w:iCs w:val="0"/>
+          <w:caps w:val="0"/>
+          <w:color w:val="000000"/>
+          <w:spacing w:val="0"/>
+          <w:sz w:val="21"/>
+          <w:szCs w:val="21"/>
+          <w:shd w:val="clear" w:fill="FFFFFF"/>
+          <w:lang w:val="en-US" w:eastAsia="zh-CN"/>
+        </w:rPr>
+        <w:t>2.</w:t>
+      </w:r>
+      <w:r>
+        <w:rPr>
+          <w:rFonts w:hint="eastAsia" w:ascii="微软雅黑" w:hAnsi="微软雅黑" w:eastAsia="微软雅黑" w:cs="微软雅黑"/>
+          <w:i w:val="0"/>
+          <w:iCs w:val="0"/>
+          <w:caps w:val="0"/>
+          <w:color w:val="000000"/>
+          <w:spacing w:val="0"/>
+          <w:sz w:val="21"/>
+          <w:szCs w:val="21"/>
+          <w:shd w:val="clear" w:fill="FFFFFF"/>
+        </w:rPr>
+        <w:t>在R上运行&lt;M,M</w:t>
+      </w:r>
+      <w:r>
+        <w:rPr>
+          <w:rFonts w:hint="eastAsia" w:ascii="微软雅黑" w:hAnsi="微软雅黑" w:eastAsia="微软雅黑" w:cs="微软雅黑"/>
+          <w:i w:val="0"/>
+          <w:iCs w:val="0"/>
+          <w:caps w:val="0"/>
+          <w:color w:val="000000"/>
+          <w:spacing w:val="0"/>
+          <w:sz w:val="12"/>
+          <w:szCs w:val="12"/>
+          <w:shd w:val="clear" w:fill="FFFFFF"/>
+          <w:vertAlign w:val="baseline"/>
+        </w:rPr>
+        <w:t>1</w:t>
+      </w:r>
+      <w:r>
+        <w:rPr>
+          <w:rFonts w:hint="eastAsia" w:ascii="微软雅黑" w:hAnsi="微软雅黑" w:eastAsia="微软雅黑" w:cs="微软雅黑"/>
+          <w:i w:val="0"/>
+          <w:iCs w:val="0"/>
+          <w:caps w:val="0"/>
+          <w:color w:val="000000"/>
+          <w:spacing w:val="0"/>
+          <w:sz w:val="21"/>
+          <w:szCs w:val="21"/>
+          <w:shd w:val="clear" w:fill="FFFFFF"/>
+        </w:rPr>
+        <w:t> &gt;</w:t>
+      </w:r>
+    </w:p>
+    <w:p>
+      <w:pPr>
+        <w:pStyle w:val="2"/>
+        <w:keepNext w:val="0"/>
+        <w:keepLines w:val="0"/>
+        <w:widowControl/>
+        <w:suppressLineNumbers w:val="0"/>
+        <w:spacing w:before="0" w:beforeAutospacing="0" w:after="0" w:afterAutospacing="0" w:line="660" w:lineRule="atLeast"/>
+        <w:ind w:left="0" w:right="0" w:firstLine="420" w:firstLineChars="0"/>
+        <w:jc w:val="left"/>
+        <w:rPr>
+          <w:rFonts w:hint="eastAsia" w:ascii="微软雅黑" w:hAnsi="微软雅黑" w:eastAsia="微软雅黑" w:cs="微软雅黑"/>
+          <w:sz w:val="48"/>
+          <w:szCs w:val="48"/>
+        </w:rPr>
+      </w:pPr>
+      <w:r>
+        <w:rPr>
+          <w:rFonts w:hint="eastAsia" w:ascii="微软雅黑" w:hAnsi="微软雅黑" w:eastAsia="微软雅黑" w:cs="微软雅黑"/>
+          <w:i w:val="0"/>
+          <w:iCs w:val="0"/>
+          <w:caps w:val="0"/>
+          <w:color w:val="000000"/>
+          <w:spacing w:val="0"/>
+          <w:sz w:val="21"/>
+          <w:szCs w:val="21"/>
+          <w:shd w:val="clear" w:fill="FFFFFF"/>
+          <w:lang w:val="en-US" w:eastAsia="zh-CN"/>
+        </w:rPr>
+        <w:t>3.</w:t>
+      </w:r>
+      <w:r>
+        <w:rPr>
+          <w:rFonts w:hint="eastAsia" w:ascii="微软雅黑" w:hAnsi="微软雅黑" w:eastAsia="微软雅黑" w:cs="微软雅黑"/>
+          <w:i w:val="0"/>
+          <w:iCs w:val="0"/>
+          <w:caps w:val="0"/>
+          <w:color w:val="000000"/>
+          <w:spacing w:val="0"/>
+          <w:sz w:val="21"/>
+          <w:szCs w:val="21"/>
+          <w:shd w:val="clear" w:fill="FFFFFF"/>
+        </w:rPr>
+        <w:t>如果接受，则接受；如果拒绝，则拒绝。”</w:t>
+      </w:r>
+    </w:p>
+    <w:p>
+      <w:pPr>
+        <w:keepNext w:val="0"/>
+        <w:keepLines w:val="0"/>
+        <w:widowControl/>
+        <w:numPr>
+          <w:ilvl w:val="0"/>
+          <w:numId w:val="0"/>
+        </w:numPr>
+        <w:suppressLineNumbers w:val="0"/>
+        <w:jc w:val="left"/>
+        <w:rPr>
+          <w:rFonts w:hint="default" w:ascii="微软雅黑" w:hAnsi="微软雅黑" w:eastAsia="微软雅黑" w:cs="微软雅黑"/>
+          <w:b/>
+          <w:bCs/>
+          <w:i w:val="0"/>
+          <w:iCs w:val="0"/>
+          <w:caps w:val="0"/>
+          <w:color w:val="000000"/>
+          <w:spacing w:val="0"/>
+          <w:sz w:val="21"/>
+          <w:szCs w:val="21"/>
+          <w:u w:val="none"/>
+          <w:shd w:val="clear" w:fill="FFFFFF"/>
+          <w:lang w:val="en-US" w:eastAsia="zh-CN"/>
+        </w:rPr>
+      </w:pPr>
+      <w:r>
+        <w:rPr>
+          <w:rFonts w:hint="eastAsia" w:ascii="微软雅黑" w:hAnsi="微软雅黑" w:eastAsia="微软雅黑" w:cs="微软雅黑"/>
+          <w:b/>
+          <w:bCs/>
+          <w:i w:val="0"/>
+          <w:iCs w:val="0"/>
+          <w:caps w:val="0"/>
+          <w:color w:val="000000"/>
+          <w:spacing w:val="0"/>
+          <w:sz w:val="21"/>
+          <w:szCs w:val="21"/>
+          <w:u w:val="none"/>
+          <w:shd w:val="clear" w:fill="FFFFFF"/>
+          <w:lang w:val="en-US" w:eastAsia="zh-CN"/>
+        </w:rPr>
+        <w:t>这个玩意就是，先用R 来判定是不是EQ，然后利用R 得到的结论去搞ETM</w:t>
+      </w:r>
+    </w:p>
+    <w:p>
+      <w:pPr>
+        <w:keepNext w:val="0"/>
+        <w:keepLines w:val="0"/>
+        <w:widowControl/>
+        <w:numPr>
+          <w:ilvl w:val="0"/>
+          <w:numId w:val="0"/>
+        </w:numPr>
+        <w:suppressLineNumbers w:val="0"/>
+        <w:pBdr>
+          <w:top w:val="none" w:color="auto" w:sz="0" w:space="0"/>
+          <w:left w:val="none" w:color="auto" w:sz="0" w:space="0"/>
+          <w:bottom w:val="none" w:color="auto" w:sz="0" w:space="0"/>
+          <w:right w:val="none" w:color="auto" w:sz="0" w:space="0"/>
+        </w:pBdr>
+        <w:spacing w:before="0" w:beforeAutospacing="0" w:after="0" w:afterAutospacing="0" w:line="660" w:lineRule="atLeast"/>
+        <w:ind w:left="456" w:leftChars="0" w:right="0" w:rightChars="0"/>
+        <w:jc w:val="left"/>
+        <w:rPr>
+          <w:rFonts w:hint="default" w:ascii="auto 32px" w:hAnsi="auto 32px" w:eastAsia="auto 32px" w:cs="auto 32px"/>
+          <w:color w:val="000000"/>
+          <w:sz w:val="48"/>
+          <w:szCs w:val="48"/>
+        </w:rPr>
+      </w:pPr>
+    </w:p>
+    <w:p>
+      <w:pPr>
+        <w:keepNext w:val="0"/>
+        <w:keepLines w:val="0"/>
+        <w:widowControl/>
+        <w:numPr>
+          <w:ilvl w:val="0"/>
+          <w:numId w:val="0"/>
+        </w:numPr>
+        <w:suppressLineNumbers w:val="0"/>
+        <w:jc w:val="left"/>
+        <w:rPr>
+          <w:rFonts w:hint="default" w:ascii="auto" w:hAnsi="auto" w:eastAsia="auto" w:cs="auto"/>
+          <w:b/>
+          <w:bCs/>
+          <w:i w:val="0"/>
+          <w:iCs w:val="0"/>
+          <w:caps w:val="0"/>
+          <w:color w:val="000000"/>
+          <w:spacing w:val="0"/>
+          <w:sz w:val="21"/>
+          <w:szCs w:val="21"/>
+          <w:u w:val="none"/>
+          <w:shd w:val="clear" w:fill="FFFFFF"/>
+          <w:lang w:val="en-US" w:eastAsia="zh-CN"/>
+        </w:rPr>
+      </w:pPr>
+    </w:p>
+    <w:p>
+      <w:pPr>
+        <w:keepNext w:val="0"/>
+        <w:keepLines w:val="0"/>
+        <w:widowControl/>
+        <w:numPr>
+          <w:ilvl w:val="0"/>
+          <w:numId w:val="0"/>
+        </w:numPr>
+        <w:suppressLineNumbers w:val="0"/>
+        <w:jc w:val="left"/>
+        <w:rPr>
+          <w:rFonts w:hint="default" w:ascii="微软雅黑" w:hAnsi="微软雅黑" w:eastAsia="微软雅黑" w:cs="微软雅黑"/>
+          <w:b/>
+          <w:bCs/>
+          <w:i w:val="0"/>
+          <w:iCs w:val="0"/>
+          <w:caps w:val="0"/>
+          <w:color w:val="000000"/>
+          <w:spacing w:val="0"/>
+          <w:sz w:val="21"/>
+          <w:szCs w:val="21"/>
+          <w:u w:val="none"/>
+          <w:shd w:val="clear" w:fill="FFFFFF"/>
+          <w:lang w:val="en-US" w:eastAsia="zh-CN"/>
+        </w:rPr>
+      </w:pPr>
+      <w:r>
+        <w:rPr>
+          <w:rFonts w:hint="eastAsia" w:ascii="微软雅黑" w:hAnsi="微软雅黑" w:eastAsia="微软雅黑" w:cs="微软雅黑"/>
+          <w:b/>
+          <w:bCs/>
+          <w:i w:val="0"/>
+          <w:iCs w:val="0"/>
+          <w:caps w:val="0"/>
+          <w:color w:val="000000"/>
+          <w:spacing w:val="0"/>
+          <w:sz w:val="21"/>
+          <w:szCs w:val="21"/>
+          <w:u w:val="none"/>
+          <w:shd w:val="clear" w:fill="FFFFFF"/>
+          <w:lang w:val="en-US" w:eastAsia="zh-CN"/>
+        </w:rPr>
+        <w:t>这个玩意就是，</w:t>
+      </w:r>
+    </w:p>
+    <w:p>
+      <w:pPr>
+        <w:keepNext w:val="0"/>
+        <w:keepLines w:val="0"/>
+        <w:widowControl/>
+        <w:numPr>
+          <w:ilvl w:val="0"/>
+          <w:numId w:val="0"/>
+        </w:numPr>
+        <w:suppressLineNumbers w:val="0"/>
+        <w:jc w:val="left"/>
+        <w:rPr>
+          <w:rFonts w:hint="default" w:ascii="auto" w:hAnsi="auto" w:eastAsia="auto" w:cs="auto"/>
+          <w:b/>
+          <w:bCs/>
+          <w:i w:val="0"/>
+          <w:iCs w:val="0"/>
+          <w:caps w:val="0"/>
+          <w:color w:val="000000"/>
+          <w:spacing w:val="0"/>
+          <w:sz w:val="21"/>
+          <w:szCs w:val="21"/>
+          <w:u w:val="none"/>
+          <w:shd w:val="clear" w:fill="FFFFFF"/>
+          <w:lang w:val="en-US" w:eastAsia="zh-CN"/>
+        </w:rPr>
+      </w:pPr>
+    </w:p>
+    <w:p>
+      <w:pPr>
+        <w:keepNext w:val="0"/>
+        <w:keepLines w:val="0"/>
+        <w:widowControl/>
+        <w:numPr>
+          <w:ilvl w:val="0"/>
+          <w:numId w:val="0"/>
+        </w:numPr>
+        <w:suppressLineNumbers w:val="0"/>
+        <w:jc w:val="left"/>
+        <w:rPr>
+          <w:rFonts w:hint="default" w:ascii="auto" w:hAnsi="auto" w:eastAsia="auto" w:cs="auto"/>
+          <w:b/>
+          <w:bCs/>
+          <w:i w:val="0"/>
+          <w:iCs w:val="0"/>
+          <w:caps w:val="0"/>
+          <w:color w:val="000000"/>
+          <w:spacing w:val="0"/>
+          <w:sz w:val="21"/>
+          <w:szCs w:val="21"/>
+          <w:u w:val="none"/>
+          <w:shd w:val="clear" w:fill="FFFFFF"/>
+          <w:lang w:val="en-US" w:eastAsia="zh-CN"/>
+        </w:rPr>
+      </w:pPr>
+    </w:p>
+    <w:p>
+      <w:pPr>
+        <w:keepNext w:val="0"/>
+        <w:keepLines w:val="0"/>
+        <w:widowControl/>
+        <w:numPr>
+          <w:ilvl w:val="0"/>
+          <w:numId w:val="0"/>
+        </w:numPr>
+        <w:suppressLineNumbers w:val="0"/>
+        <w:jc w:val="left"/>
+        <w:rPr>
+          <w:rFonts w:hint="default" w:ascii="auto" w:hAnsi="auto" w:eastAsia="auto" w:cs="auto"/>
+          <w:b/>
+          <w:bCs/>
+          <w:i w:val="0"/>
+          <w:iCs w:val="0"/>
+          <w:caps w:val="0"/>
+          <w:color w:val="000000"/>
+          <w:spacing w:val="0"/>
+          <w:sz w:val="21"/>
+          <w:szCs w:val="21"/>
+          <w:u w:val="none"/>
+          <w:shd w:val="clear" w:fill="FFFFFF"/>
+          <w:lang w:val="en-US" w:eastAsia="zh-CN"/>
+        </w:rPr>
+      </w:pPr>
+    </w:p>
+    <w:p>
+      <w:pPr>
+        <w:keepNext w:val="0"/>
+        <w:keepLines w:val="0"/>
+        <w:widowControl/>
+        <w:numPr>
+          <w:ilvl w:val="0"/>
+          <w:numId w:val="0"/>
+        </w:numPr>
+        <w:suppressLineNumbers w:val="0"/>
+        <w:jc w:val="left"/>
+        <w:rPr>
+          <w:rFonts w:hint="default" w:ascii="auto" w:hAnsi="auto" w:eastAsia="auto" w:cs="auto"/>
+          <w:b/>
+          <w:bCs/>
+          <w:i w:val="0"/>
+          <w:iCs w:val="0"/>
+          <w:caps w:val="0"/>
+          <w:color w:val="000000"/>
+          <w:spacing w:val="0"/>
+          <w:sz w:val="21"/>
+          <w:szCs w:val="21"/>
+          <w:u w:val="none"/>
+          <w:shd w:val="clear" w:fill="FFFFFF"/>
+          <w:lang w:val="en-US" w:eastAsia="zh-CN"/>
+        </w:rPr>
+      </w:pPr>
+    </w:p>
+    <w:p>
+      <w:pPr>
+        <w:keepNext w:val="0"/>
+        <w:keepLines w:val="0"/>
+        <w:widowControl/>
+        <w:numPr>
+          <w:ilvl w:val="0"/>
+          <w:numId w:val="0"/>
+        </w:numPr>
+        <w:suppressLineNumbers w:val="0"/>
+        <w:jc w:val="left"/>
+        <w:rPr>
+          <w:rFonts w:hint="default" w:ascii="auto" w:hAnsi="auto" w:eastAsia="auto" w:cs="auto"/>
+          <w:b/>
+          <w:bCs/>
+          <w:i w:val="0"/>
+          <w:iCs w:val="0"/>
+          <w:caps w:val="0"/>
+          <w:color w:val="000000"/>
+          <w:spacing w:val="0"/>
+          <w:sz w:val="21"/>
+          <w:szCs w:val="21"/>
+          <w:u w:val="none"/>
+          <w:shd w:val="clear" w:fill="FFFFFF"/>
+          <w:lang w:val="en-US" w:eastAsia="zh-CN"/>
+        </w:rPr>
+      </w:pPr>
+    </w:p>
+    <w:p>
+      <w:pPr>
+        <w:keepNext w:val="0"/>
+        <w:keepLines w:val="0"/>
+        <w:widowControl/>
+        <w:numPr>
+          <w:ilvl w:val="0"/>
+          <w:numId w:val="0"/>
+        </w:numPr>
+        <w:suppressLineNumbers w:val="0"/>
+        <w:jc w:val="left"/>
+        <w:rPr>
+          <w:rFonts w:hint="default" w:ascii="auto" w:hAnsi="auto" w:eastAsia="auto" w:cs="auto"/>
+          <w:b/>
+          <w:bCs/>
+          <w:i w:val="0"/>
+          <w:iCs w:val="0"/>
+          <w:caps w:val="0"/>
+          <w:color w:val="000000"/>
+          <w:spacing w:val="0"/>
+          <w:sz w:val="21"/>
+          <w:szCs w:val="21"/>
+          <w:u w:val="none"/>
+          <w:shd w:val="clear" w:fill="FFFFFF"/>
+          <w:lang w:val="en-US" w:eastAsia="zh-CN"/>
+        </w:rPr>
+      </w:pPr>
+    </w:p>
+    <w:p>
+      <w:pPr>
+        <w:keepNext w:val="0"/>
+        <w:keepLines w:val="0"/>
+        <w:widowControl/>
+        <w:numPr>
+          <w:ilvl w:val="0"/>
+          <w:numId w:val="0"/>
+        </w:numPr>
+        <w:suppressLineNumbers w:val="0"/>
+        <w:jc w:val="left"/>
+        <w:rPr>
+          <w:rFonts w:hint="default" w:ascii="auto" w:hAnsi="auto" w:eastAsia="auto" w:cs="auto"/>
+          <w:b/>
+          <w:bCs/>
+          <w:i w:val="0"/>
+          <w:iCs w:val="0"/>
+          <w:caps w:val="0"/>
+          <w:color w:val="000000"/>
+          <w:spacing w:val="0"/>
+          <w:sz w:val="21"/>
+          <w:szCs w:val="21"/>
+          <w:u w:val="none"/>
+          <w:shd w:val="clear" w:fill="FFFFFF"/>
+          <w:lang w:val="en-US" w:eastAsia="zh-CN"/>
+        </w:rPr>
+      </w:pPr>
+    </w:p>
+    <w:p>
+      <w:pPr>
+        <w:keepNext w:val="0"/>
+        <w:keepLines w:val="0"/>
+        <w:widowControl/>
+        <w:numPr>
+          <w:ilvl w:val="0"/>
+          <w:numId w:val="0"/>
+        </w:numPr>
+        <w:suppressLineNumbers w:val="0"/>
+        <w:jc w:val="left"/>
+        <w:rPr>
+          <w:rFonts w:hint="default" w:ascii="auto" w:hAnsi="auto" w:eastAsia="auto" w:cs="auto"/>
+          <w:b/>
+          <w:bCs/>
+          <w:i w:val="0"/>
+          <w:iCs w:val="0"/>
+          <w:caps w:val="0"/>
+          <w:color w:val="000000"/>
+          <w:spacing w:val="0"/>
+          <w:sz w:val="21"/>
+          <w:szCs w:val="21"/>
+          <w:u w:val="none"/>
+          <w:shd w:val="clear" w:fill="FFFFFF"/>
+          <w:lang w:val="en-US" w:eastAsia="zh-CN"/>
+        </w:rPr>
+      </w:pPr>
+    </w:p>
+    <w:p>
+      <w:pPr>
+        <w:keepNext w:val="0"/>
+        <w:keepLines w:val="0"/>
+        <w:widowControl/>
+        <w:numPr>
+          <w:ilvl w:val="0"/>
+          <w:numId w:val="0"/>
+        </w:numPr>
+        <w:suppressLineNumbers w:val="0"/>
+        <w:jc w:val="left"/>
+        <w:rPr>
+          <w:rFonts w:hint="default" w:ascii="auto" w:hAnsi="auto" w:eastAsia="auto" w:cs="auto"/>
+          <w:b/>
+          <w:bCs/>
+          <w:i w:val="0"/>
+          <w:iCs w:val="0"/>
+          <w:caps w:val="0"/>
+          <w:color w:val="000000"/>
+          <w:spacing w:val="0"/>
+          <w:sz w:val="21"/>
+          <w:szCs w:val="21"/>
+          <w:u w:val="none"/>
+          <w:shd w:val="clear" w:fill="FFFFFF"/>
+          <w:lang w:val="en-US" w:eastAsia="zh-CN"/>
+        </w:rPr>
+      </w:pPr>
+    </w:p>
+    <w:p>
+      <w:pPr>
+        <w:keepNext w:val="0"/>
+        <w:keepLines w:val="0"/>
+        <w:widowControl/>
+        <w:numPr>
+          <w:ilvl w:val="0"/>
+          <w:numId w:val="0"/>
+        </w:numPr>
+        <w:suppressLineNumbers w:val="0"/>
+        <w:jc w:val="left"/>
+        <w:rPr>
+          <w:rFonts w:hint="default" w:ascii="auto" w:hAnsi="auto" w:eastAsia="auto" w:cs="auto"/>
+          <w:b/>
+          <w:bCs/>
+          <w:i w:val="0"/>
+          <w:iCs w:val="0"/>
+          <w:caps w:val="0"/>
+          <w:color w:val="000000"/>
+          <w:spacing w:val="0"/>
+          <w:sz w:val="21"/>
+          <w:szCs w:val="21"/>
+          <w:u w:val="none"/>
+          <w:shd w:val="clear" w:fill="FFFFFF"/>
+          <w:lang w:val="en-US" w:eastAsia="zh-CN"/>
+        </w:rPr>
+      </w:pPr>
+    </w:p>
+    <w:p>
+      <w:pPr>
+        <w:keepNext w:val="0"/>
+        <w:keepLines w:val="0"/>
+        <w:widowControl/>
+        <w:numPr>
+          <w:ilvl w:val="0"/>
+          <w:numId w:val="0"/>
+        </w:numPr>
+        <w:suppressLineNumbers w:val="0"/>
+        <w:jc w:val="left"/>
+        <w:rPr>
+          <w:rFonts w:hint="default" w:ascii="auto" w:hAnsi="auto" w:eastAsia="auto" w:cs="auto"/>
+          <w:b/>
+          <w:bCs/>
+          <w:i w:val="0"/>
+          <w:iCs w:val="0"/>
+          <w:caps w:val="0"/>
+          <w:color w:val="000000"/>
+          <w:spacing w:val="0"/>
+          <w:sz w:val="21"/>
+          <w:szCs w:val="21"/>
+          <w:u w:val="none"/>
+          <w:shd w:val="clear" w:fill="FFFFFF"/>
+          <w:lang w:val="en-US" w:eastAsia="zh-CN"/>
+        </w:rPr>
+      </w:pPr>
     </w:p>
     <w:p>
       <w:pPr>
@@ -1082,7 +3204,7 @@
                     </pic:cNvPicPr>
                   </pic:nvPicPr>
                   <pic:blipFill>
-                    <a:blip r:embed="rId16"/>
+                    <a:blip r:embed="rId15"/>
                     <a:stretch>
                       <a:fillRect/>
                     </a:stretch>
@@ -1125,7 +3247,7 @@
                     </pic:cNvPicPr>
                   </pic:nvPicPr>
                   <pic:blipFill>
-                    <a:blip r:embed="rId17"/>
+                    <a:blip r:embed="rId16"/>
                     <a:stretch>
                       <a:fillRect/>
                     </a:stretch>
@@ -1172,7 +3294,7 @@
                     </pic:cNvPicPr>
                   </pic:nvPicPr>
                   <pic:blipFill>
-                    <a:blip r:embed="rId18"/>
+                    <a:blip r:embed="rId17"/>
                     <a:stretch>
                       <a:fillRect/>
                     </a:stretch>
@@ -1215,7 +3337,7 @@
                     </pic:cNvPicPr>
                   </pic:nvPicPr>
                   <pic:blipFill>
-                    <a:blip r:embed="rId19"/>
+                    <a:blip r:embed="rId18"/>
                     <a:stretch>
                       <a:fillRect/>
                     </a:stretch>
@@ -1239,7 +3361,6 @@
           </wp:inline>
         </w:drawing>
       </w:r>
-      <w:bookmarkStart w:id="0" w:name="_GoBack"/>
       <w:r>
         <w:drawing>
           <wp:inline distT="0" distB="0" distL="114300" distR="114300">
@@ -1259,7 +3380,7 @@
                     </pic:cNvPicPr>
                   </pic:nvPicPr>
                   <pic:blipFill>
-                    <a:blip r:embed="rId20"/>
+                    <a:blip r:embed="rId19"/>
                     <a:stretch>
                       <a:fillRect/>
                     </a:stretch>
@@ -1283,7 +3404,6 @@
           </wp:inline>
         </w:drawing>
       </w:r>
-      <w:bookmarkEnd w:id="0"/>
     </w:p>
     <w:sectPr>
       <w:pgSz w:w="11906" w:h="16838"/>
@@ -1406,7 +3526,7 @@
     <w:lsdException w:qFormat="1" w:unhideWhenUsed="0" w:uiPriority="0" w:semiHidden="0" w:name="Title"/>
     <w:lsdException w:unhideWhenUsed="0" w:uiPriority="0" w:semiHidden="0" w:name="Closing"/>
     <w:lsdException w:unhideWhenUsed="0" w:uiPriority="0" w:semiHidden="0" w:name="Signature"/>
-    <w:lsdException w:unhideWhenUsed="0" w:uiPriority="0" w:name="Default Paragraph Font"/>
+    <w:lsdException w:qFormat="1" w:unhideWhenUsed="0" w:uiPriority="0" w:name="Default Paragraph Font"/>
     <w:lsdException w:unhideWhenUsed="0" w:uiPriority="0" w:semiHidden="0" w:name="Body Text"/>
     <w:lsdException w:unhideWhenUsed="0" w:uiPriority="0" w:semiHidden="0" w:name="Body Text Indent"/>
     <w:lsdException w:unhideWhenUsed="0" w:uiPriority="0" w:semiHidden="0" w:name="List Continue"/>
@@ -1433,7 +3553,7 @@
     <w:lsdException w:unhideWhenUsed="0" w:uiPriority="0" w:semiHidden="0" w:name="Document Map"/>
     <w:lsdException w:unhideWhenUsed="0" w:uiPriority="0" w:semiHidden="0" w:name="Plain Text"/>
     <w:lsdException w:unhideWhenUsed="0" w:uiPriority="0" w:semiHidden="0" w:name="E-mail Signature"/>
-    <w:lsdException w:unhideWhenUsed="0" w:uiPriority="0" w:semiHidden="0" w:name="Normal (Web)"/>
+    <w:lsdException w:qFormat="1" w:unhideWhenUsed="0" w:uiPriority="0" w:semiHidden="0" w:name="Normal (Web)"/>
     <w:lsdException w:unhideWhenUsed="0" w:uiPriority="0" w:semiHidden="0" w:name="HTML Acronym"/>
     <w:lsdException w:unhideWhenUsed="0" w:uiPriority="0" w:semiHidden="0" w:name="HTML Address"/>
     <w:lsdException w:unhideWhenUsed="0" w:uiPriority="0" w:semiHidden="0" w:name="HTML Cite"/>
@@ -1444,7 +3564,7 @@
     <w:lsdException w:unhideWhenUsed="0" w:uiPriority="0" w:semiHidden="0" w:name="HTML Sample"/>
     <w:lsdException w:unhideWhenUsed="0" w:uiPriority="0" w:semiHidden="0" w:name="HTML Typewriter"/>
     <w:lsdException w:unhideWhenUsed="0" w:uiPriority="0" w:semiHidden="0" w:name="HTML Variable"/>
-    <w:lsdException w:unhideWhenUsed="0" w:uiPriority="0" w:name="Normal Table"/>
+    <w:lsdException w:qFormat="1" w:unhideWhenUsed="0" w:uiPriority="0" w:name="Normal Table"/>
     <w:lsdException w:unhideWhenUsed="0" w:uiPriority="0" w:semiHidden="0" w:name="annotation subject"/>
     <w:lsdException w:unhideWhenUsed="0" w:uiPriority="0" w:semiHidden="0" w:name="Table Simple 1"/>
     <w:lsdException w:unhideWhenUsed="0" w:uiPriority="0" w:semiHidden="0" w:name="Table Simple 2"/>
@@ -1606,14 +3726,16 @@
       <w:lang w:val="en-US" w:eastAsia="zh-CN" w:bidi="ar-SA"/>
     </w:rPr>
   </w:style>
-  <w:style w:type="character" w:default="1" w:styleId="3">
+  <w:style w:type="character" w:default="1" w:styleId="4">
     <w:name w:val="Default Paragraph Font"/>
     <w:semiHidden/>
+    <w:qFormat/>
     <w:uiPriority w:val="0"/>
   </w:style>
-  <w:style w:type="table" w:default="1" w:styleId="2">
+  <w:style w:type="table" w:default="1" w:styleId="3">
     <w:name w:val="Normal Table"/>
     <w:semiHidden/>
+    <w:qFormat/>
     <w:uiPriority w:val="0"/>
     <w:tblPr>
       <w:tblCellMar>
@@ -1623,6 +3745,15 @@
         <w:right w:w="108" w:type="dxa"/>
       </w:tblCellMar>
     </w:tblPr>
+  </w:style>
+  <w:style w:type="paragraph" w:styleId="2">
+    <w:name w:val="Normal (Web)"/>
+    <w:basedOn w:val="1"/>
+    <w:qFormat/>
+    <w:uiPriority w:val="0"/>
+    <w:rPr>
+      <w:sz w:val="24"/>
+    </w:rPr>
   </w:style>
 </w:styles>
 </file>
